--- a/templates/custom-calibri.docx
+++ b/templates/custom-calibri.docx
@@ -1,6 +1,6 @@
 
 <file path=word/document.xml><?xml version="1.0" encoding="utf-8"?>
-<w:document xmlns:wpc="http://schemas.microsoft.com/office/word/2010/wordprocessingCanvas" xmlns:cx="http://schemas.microsoft.com/office/drawing/2014/chartex" xmlns:cx1="http://schemas.microsoft.com/office/drawing/2015/9/8/chartex" xmlns:cx2="http://schemas.microsoft.com/office/drawing/2015/10/21/chartex" xmlns:cx3="http://schemas.microsoft.com/office/drawing/2016/5/9/chartex" xmlns:cx4="http://schemas.microsoft.com/office/drawing/2016/5/10/chartex" xmlns:cx5="http://schemas.microsoft.com/office/drawing/2016/5/11/chartex" xmlns:cx6="http://schemas.microsoft.com/office/drawing/2016/5/12/chartex" xmlns:cx7="http://schemas.microsoft.com/office/drawing/2016/5/13/chartex" xmlns:cx8="http://schemas.microsoft.com/office/drawing/2016/5/14/chartex" xmlns:mc="http://schemas.openxmlformats.org/markup-compatibility/2006" xmlns:aink="http://schemas.microsoft.com/office/drawing/2016/ink" xmlns:am3d="http://schemas.microsoft.com/office/drawing/2017/model3d" xmlns:o="urn:schemas-microsoft-com:office:office" xmlns:oel="http://schemas.microsoft.com/office/2019/extlst" xmlns:r="http://schemas.openxmlformats.org/officeDocument/2006/relationships" xmlns:m="http://schemas.openxmlformats.org/officeDocument/2006/math" xmlns:v="urn:schemas-microsoft-com:vml" xmlns:wp14="http://schemas.microsoft.com/office/word/2010/wordprocessingDrawing" xmlns:wp="http://schemas.openxmlformats.org/drawingml/2006/wordprocessingDrawing" xmlns:w10="urn:schemas-microsoft-com:office:word" xmlns:w="http://schemas.openxmlformats.org/wordprocessingml/2006/main" xmlns:w14="http://schemas.microsoft.com/office/word/2010/wordml" xmlns:w15="http://schemas.microsoft.com/office/word/2012/wordml" xmlns:w16cex="http://schemas.microsoft.com/office/word/2018/wordml/cex" xmlns:w16cid="http://schemas.microsoft.com/office/word/2016/wordml/cid" xmlns:w16="http://schemas.microsoft.com/office/word/2018/wordml" xmlns:w16du="http://schemas.microsoft.com/office/word/2023/wordml/word16du" xmlns:w16sdtdh="http://schemas.microsoft.com/office/word/2020/wordml/sdtdatahash" xmlns:w16se="http://schemas.microsoft.com/office/word/2015/wordml/symex" xmlns:wpg="http://schemas.microsoft.com/office/word/2010/wordprocessingGroup" xmlns:wpi="http://schemas.microsoft.com/office/word/2010/wordprocessingInk" xmlns:wne="http://schemas.microsoft.com/office/word/2006/wordml" xmlns:wps="http://schemas.microsoft.com/office/word/2010/wordprocessingShape" mc:Ignorable="w14 w15 w16se w16cid w16 w16cex w16sdtdh w16du wp14">
+<w:document xmlns:wpc="http://schemas.microsoft.com/office/word/2010/wordprocessingCanvas" xmlns:cx="http://schemas.microsoft.com/office/drawing/2014/chartex" xmlns:cx1="http://schemas.microsoft.com/office/drawing/2015/9/8/chartex" xmlns:cx2="http://schemas.microsoft.com/office/drawing/2015/10/21/chartex" xmlns:cx3="http://schemas.microsoft.com/office/drawing/2016/5/9/chartex" xmlns:cx4="http://schemas.microsoft.com/office/drawing/2016/5/10/chartex" xmlns:cx5="http://schemas.microsoft.com/office/drawing/2016/5/11/chartex" xmlns:cx6="http://schemas.microsoft.com/office/drawing/2016/5/12/chartex" xmlns:cx7="http://schemas.microsoft.com/office/drawing/2016/5/13/chartex" xmlns:cx8="http://schemas.microsoft.com/office/drawing/2016/5/14/chartex" xmlns:mc="http://schemas.openxmlformats.org/markup-compatibility/2006" xmlns:m="http://schemas.openxmlformats.org/officeDocument/2006/math" xmlns:aink="http://schemas.microsoft.com/office/drawing/2016/ink" xmlns:am3d="http://schemas.microsoft.com/office/drawing/2017/model3d" xmlns:oel="http://schemas.microsoft.com/office/2019/extlst" xmlns:r="http://schemas.openxmlformats.org/officeDocument/2006/relationships" xmlns:wp14="http://schemas.microsoft.com/office/word/2010/wordprocessingDrawing" xmlns:wp="http://schemas.openxmlformats.org/drawingml/2006/wordprocessingDrawing" xmlns:wpg="http://schemas.microsoft.com/office/word/2010/wordprocessingGroup" xmlns:wpi="http://schemas.microsoft.com/office/word/2010/wordprocessingInk" xmlns:wps="http://schemas.microsoft.com/office/word/2010/wordprocessingShape" xmlns:o="urn:schemas-microsoft-com:office:office" xmlns:v="urn:schemas-microsoft-com:vml" xmlns:w10="urn:schemas-microsoft-com:office:word" xmlns:w="http://schemas.openxmlformats.org/wordprocessingml/2006/main" xmlns:w14="http://schemas.microsoft.com/office/word/2010/wordml" xmlns:w15="http://schemas.microsoft.com/office/word/2012/wordml" xmlns:w16cex="http://schemas.microsoft.com/office/word/2018/wordml/cex" xmlns:w16cid="http://schemas.microsoft.com/office/word/2016/wordml/cid" xmlns:w16="http://schemas.microsoft.com/office/word/2018/wordml" xmlns:w16sdtdh="http://schemas.microsoft.com/office/word/2020/wordml/sdtdatahash" xmlns:w16sdtfl="http://schemas.microsoft.com/office/word/2024/wordml/sdtformatlock" xmlns:w16se="http://schemas.microsoft.com/office/word/2015/wordml/symex" xmlns:w16du="http://schemas.microsoft.com/office/word/2023/wordml/word16du" xmlns:wne="http://schemas.microsoft.com/office/word/2006/wordml" mc:Ignorable="w14 w15 w16se w16cid w16 w16cex w16sdtdh w16sdtfl w16du wp14">
   <w:body>
     <w:p>
       <w:pPr>
@@ -260,8 +260,8 @@
         <w:tblCaption w:val="Table caption."/>
       </w:tblPr>
       <w:tblGrid>
-        <w:gridCol w:w="776"/>
-        <w:gridCol w:w="776"/>
+        <w:gridCol w:w="798"/>
+        <w:gridCol w:w="798"/>
       </w:tblGrid>
       <w:tr>
         <w:trPr>
@@ -376,7 +376,7 @@
         <w:pStyle w:val="ListParagraph"/>
         <w:numPr>
           <w:ilvl w:val="0"/>
-          <w:numId w:val="123"/>
+          <w:numId w:val="3"/>
         </w:numPr>
       </w:pPr>
       <w:r>
@@ -388,7 +388,7 @@
         <w:pStyle w:val="ListParagraph"/>
         <w:numPr>
           <w:ilvl w:val="0"/>
-          <w:numId w:val="123"/>
+          <w:numId w:val="3"/>
         </w:numPr>
       </w:pPr>
       <w:r>
@@ -397,7 +397,8 @@
     </w:p>
     <w:sectPr>
       <w:headerReference w:type="default" r:id="rId8"/>
-      <w:footerReference w:type="default" r:id="rId9"/>
+      <w:footerReference w:type="even" r:id="rId9"/>
+      <w:footerReference w:type="default" r:id="rId10"/>
       <w:pgSz w:w="12240" w:h="15840"/>
       <w:pgMar w:top="1134" w:right="1134" w:bottom="1134" w:left="1134" w:header="567" w:footer="567" w:gutter="0"/>
       <w:cols w:space="720"/>
@@ -408,7 +409,7 @@
 </file>
 
 <file path=word/endnotes.xml><?xml version="1.0" encoding="utf-8"?>
-<w:endnotes xmlns:wpc="http://schemas.microsoft.com/office/word/2010/wordprocessingCanvas" xmlns:cx="http://schemas.microsoft.com/office/drawing/2014/chartex" xmlns:cx1="http://schemas.microsoft.com/office/drawing/2015/9/8/chartex" xmlns:cx2="http://schemas.microsoft.com/office/drawing/2015/10/21/chartex" xmlns:cx3="http://schemas.microsoft.com/office/drawing/2016/5/9/chartex" xmlns:cx4="http://schemas.microsoft.com/office/drawing/2016/5/10/chartex" xmlns:cx5="http://schemas.microsoft.com/office/drawing/2016/5/11/chartex" xmlns:cx6="http://schemas.microsoft.com/office/drawing/2016/5/12/chartex" xmlns:cx7="http://schemas.microsoft.com/office/drawing/2016/5/13/chartex" xmlns:cx8="http://schemas.microsoft.com/office/drawing/2016/5/14/chartex" xmlns:mc="http://schemas.openxmlformats.org/markup-compatibility/2006" xmlns:aink="http://schemas.microsoft.com/office/drawing/2016/ink" xmlns:am3d="http://schemas.microsoft.com/office/drawing/2017/model3d" xmlns:o="urn:schemas-microsoft-com:office:office" xmlns:oel="http://schemas.microsoft.com/office/2019/extlst" xmlns:r="http://schemas.openxmlformats.org/officeDocument/2006/relationships" xmlns:m="http://schemas.openxmlformats.org/officeDocument/2006/math" xmlns:v="urn:schemas-microsoft-com:vml" xmlns:wp14="http://schemas.microsoft.com/office/word/2010/wordprocessingDrawing" xmlns:wp="http://schemas.openxmlformats.org/drawingml/2006/wordprocessingDrawing" xmlns:w10="urn:schemas-microsoft-com:office:word" xmlns:w="http://schemas.openxmlformats.org/wordprocessingml/2006/main" xmlns:w14="http://schemas.microsoft.com/office/word/2010/wordml" xmlns:w15="http://schemas.microsoft.com/office/word/2012/wordml" xmlns:w16cex="http://schemas.microsoft.com/office/word/2018/wordml/cex" xmlns:w16cid="http://schemas.microsoft.com/office/word/2016/wordml/cid" xmlns:w16="http://schemas.microsoft.com/office/word/2018/wordml" xmlns:w16du="http://schemas.microsoft.com/office/word/2023/wordml/word16du" xmlns:w16sdtdh="http://schemas.microsoft.com/office/word/2020/wordml/sdtdatahash" xmlns:w16se="http://schemas.microsoft.com/office/word/2015/wordml/symex" xmlns:wpg="http://schemas.microsoft.com/office/word/2010/wordprocessingGroup" xmlns:wpi="http://schemas.microsoft.com/office/word/2010/wordprocessingInk" xmlns:wne="http://schemas.microsoft.com/office/word/2006/wordml" xmlns:wps="http://schemas.microsoft.com/office/word/2010/wordprocessingShape" mc:Ignorable="w14 w15 w16se w16cid w16 w16cex w16sdtdh w16du wp14">
+<w:endnotes xmlns:wpc="http://schemas.microsoft.com/office/word/2010/wordprocessingCanvas" xmlns:cx="http://schemas.microsoft.com/office/drawing/2014/chartex" xmlns:cx1="http://schemas.microsoft.com/office/drawing/2015/9/8/chartex" xmlns:cx2="http://schemas.microsoft.com/office/drawing/2015/10/21/chartex" xmlns:cx3="http://schemas.microsoft.com/office/drawing/2016/5/9/chartex" xmlns:cx4="http://schemas.microsoft.com/office/drawing/2016/5/10/chartex" xmlns:cx5="http://schemas.microsoft.com/office/drawing/2016/5/11/chartex" xmlns:cx6="http://schemas.microsoft.com/office/drawing/2016/5/12/chartex" xmlns:cx7="http://schemas.microsoft.com/office/drawing/2016/5/13/chartex" xmlns:cx8="http://schemas.microsoft.com/office/drawing/2016/5/14/chartex" xmlns:mc="http://schemas.openxmlformats.org/markup-compatibility/2006" xmlns:m="http://schemas.openxmlformats.org/officeDocument/2006/math" xmlns:aink="http://schemas.microsoft.com/office/drawing/2016/ink" xmlns:am3d="http://schemas.microsoft.com/office/drawing/2017/model3d" xmlns:oel="http://schemas.microsoft.com/office/2019/extlst" xmlns:r="http://schemas.openxmlformats.org/officeDocument/2006/relationships" xmlns:wp14="http://schemas.microsoft.com/office/word/2010/wordprocessingDrawing" xmlns:wp="http://schemas.openxmlformats.org/drawingml/2006/wordprocessingDrawing" xmlns:wpg="http://schemas.microsoft.com/office/word/2010/wordprocessingGroup" xmlns:wpi="http://schemas.microsoft.com/office/word/2010/wordprocessingInk" xmlns:wps="http://schemas.microsoft.com/office/word/2010/wordprocessingShape" xmlns:o="urn:schemas-microsoft-com:office:office" xmlns:v="urn:schemas-microsoft-com:vml" xmlns:w10="urn:schemas-microsoft-com:office:word" xmlns:w="http://schemas.openxmlformats.org/wordprocessingml/2006/main" xmlns:w14="http://schemas.microsoft.com/office/word/2010/wordml" xmlns:w15="http://schemas.microsoft.com/office/word/2012/wordml" xmlns:w16cex="http://schemas.microsoft.com/office/word/2018/wordml/cex" xmlns:w16cid="http://schemas.microsoft.com/office/word/2016/wordml/cid" xmlns:w16="http://schemas.microsoft.com/office/word/2018/wordml" xmlns:w16sdtdh="http://schemas.microsoft.com/office/word/2020/wordml/sdtdatahash" xmlns:w16sdtfl="http://schemas.microsoft.com/office/word/2024/wordml/sdtformatlock" xmlns:w16se="http://schemas.microsoft.com/office/word/2015/wordml/symex" xmlns:w16du="http://schemas.microsoft.com/office/word/2023/wordml/word16du" xmlns:wne="http://schemas.microsoft.com/office/word/2006/wordml" mc:Ignorable="w14 w15 w16se w16cid w16 w16cex w16sdtdh w16sdtfl w16du wp14">
   <w:endnote w:type="separator" w:id="-1">
     <w:p>
       <w:pPr>
@@ -433,455 +434,128 @@
 </file>
 
 <file path=word/footer1.xml><?xml version="1.0" encoding="utf-8"?>
-<w:ftr xmlns:wpc="http://schemas.microsoft.com/office/word/2010/wordprocessingCanvas" xmlns:cx="http://schemas.microsoft.com/office/drawing/2014/chartex" xmlns:cx1="http://schemas.microsoft.com/office/drawing/2015/9/8/chartex" xmlns:cx2="http://schemas.microsoft.com/office/drawing/2015/10/21/chartex" xmlns:cx3="http://schemas.microsoft.com/office/drawing/2016/5/9/chartex" xmlns:cx4="http://schemas.microsoft.com/office/drawing/2016/5/10/chartex" xmlns:cx5="http://schemas.microsoft.com/office/drawing/2016/5/11/chartex" xmlns:cx6="http://schemas.microsoft.com/office/drawing/2016/5/12/chartex" xmlns:cx7="http://schemas.microsoft.com/office/drawing/2016/5/13/chartex" xmlns:cx8="http://schemas.microsoft.com/office/drawing/2016/5/14/chartex" xmlns:mc="http://schemas.openxmlformats.org/markup-compatibility/2006" xmlns:aink="http://schemas.microsoft.com/office/drawing/2016/ink" xmlns:am3d="http://schemas.microsoft.com/office/drawing/2017/model3d" xmlns:o="urn:schemas-microsoft-com:office:office" xmlns:oel="http://schemas.microsoft.com/office/2019/extlst" xmlns:r="http://schemas.openxmlformats.org/officeDocument/2006/relationships" xmlns:m="http://schemas.openxmlformats.org/officeDocument/2006/math" xmlns:v="urn:schemas-microsoft-com:vml" xmlns:wp14="http://schemas.microsoft.com/office/word/2010/wordprocessingDrawing" xmlns:wp="http://schemas.openxmlformats.org/drawingml/2006/wordprocessingDrawing" xmlns:w10="urn:schemas-microsoft-com:office:word" xmlns:w="http://schemas.openxmlformats.org/wordprocessingml/2006/main" xmlns:w14="http://schemas.microsoft.com/office/word/2010/wordml" xmlns:w15="http://schemas.microsoft.com/office/word/2012/wordml" xmlns:w16cex="http://schemas.microsoft.com/office/word/2018/wordml/cex" xmlns:w16cid="http://schemas.microsoft.com/office/word/2016/wordml/cid" xmlns:w16="http://schemas.microsoft.com/office/word/2018/wordml" xmlns:w16du="http://schemas.microsoft.com/office/word/2023/wordml/word16du" xmlns:w16sdtdh="http://schemas.microsoft.com/office/word/2020/wordml/sdtdatahash" xmlns:w16se="http://schemas.microsoft.com/office/word/2015/wordml/symex" xmlns:wpg="http://schemas.microsoft.com/office/word/2010/wordprocessingGroup" xmlns:wpi="http://schemas.microsoft.com/office/word/2010/wordprocessingInk" xmlns:wne="http://schemas.microsoft.com/office/word/2006/wordml" xmlns:wps="http://schemas.microsoft.com/office/word/2010/wordprocessingShape" mc:Ignorable="w14 w15 w16se w16cid w16 w16cex w16sdtdh w16du wp14">
+<w:ftr xmlns:wpc="http://schemas.microsoft.com/office/word/2010/wordprocessingCanvas" xmlns:cx="http://schemas.microsoft.com/office/drawing/2014/chartex" xmlns:cx1="http://schemas.microsoft.com/office/drawing/2015/9/8/chartex" xmlns:cx2="http://schemas.microsoft.com/office/drawing/2015/10/21/chartex" xmlns:cx3="http://schemas.microsoft.com/office/drawing/2016/5/9/chartex" xmlns:cx4="http://schemas.microsoft.com/office/drawing/2016/5/10/chartex" xmlns:cx5="http://schemas.microsoft.com/office/drawing/2016/5/11/chartex" xmlns:cx6="http://schemas.microsoft.com/office/drawing/2016/5/12/chartex" xmlns:cx7="http://schemas.microsoft.com/office/drawing/2016/5/13/chartex" xmlns:cx8="http://schemas.microsoft.com/office/drawing/2016/5/14/chartex" xmlns:mc="http://schemas.openxmlformats.org/markup-compatibility/2006" xmlns:m="http://schemas.openxmlformats.org/officeDocument/2006/math" xmlns:aink="http://schemas.microsoft.com/office/drawing/2016/ink" xmlns:am3d="http://schemas.microsoft.com/office/drawing/2017/model3d" xmlns:oel="http://schemas.microsoft.com/office/2019/extlst" xmlns:r="http://schemas.openxmlformats.org/officeDocument/2006/relationships" xmlns:wp14="http://schemas.microsoft.com/office/word/2010/wordprocessingDrawing" xmlns:wp="http://schemas.openxmlformats.org/drawingml/2006/wordprocessingDrawing" xmlns:wpg="http://schemas.microsoft.com/office/word/2010/wordprocessingGroup" xmlns:wpi="http://schemas.microsoft.com/office/word/2010/wordprocessingInk" xmlns:wps="http://schemas.microsoft.com/office/word/2010/wordprocessingShape" xmlns:o="urn:schemas-microsoft-com:office:office" xmlns:v="urn:schemas-microsoft-com:vml" xmlns:w10="urn:schemas-microsoft-com:office:word" xmlns:w="http://schemas.openxmlformats.org/wordprocessingml/2006/main" xmlns:w14="http://schemas.microsoft.com/office/word/2010/wordml" xmlns:w15="http://schemas.microsoft.com/office/word/2012/wordml" xmlns:w16cex="http://schemas.microsoft.com/office/word/2018/wordml/cex" xmlns:w16cid="http://schemas.microsoft.com/office/word/2016/wordml/cid" xmlns:w16="http://schemas.microsoft.com/office/word/2018/wordml" xmlns:w16sdtdh="http://schemas.microsoft.com/office/word/2020/wordml/sdtdatahash" xmlns:w16sdtfl="http://schemas.microsoft.com/office/word/2024/wordml/sdtformatlock" xmlns:w16se="http://schemas.microsoft.com/office/word/2015/wordml/symex" xmlns:w16du="http://schemas.microsoft.com/office/word/2023/wordml/word16du" xmlns:wne="http://schemas.microsoft.com/office/word/2006/wordml" mc:Ignorable="w14 w15 w16se w16cid w16 w16cex w16sdtdh w16sdtfl w16du wp14">
+  <w:sdt>
+    <w:sdtPr>
+      <w:rPr>
+        <w:rStyle w:val="PageNumber"/>
+      </w:rPr>
+      <w:id w:val="178397865"/>
+      <w:docPartObj>
+        <w:docPartGallery w:val="Page Numbers (Bottom of Page)"/>
+        <w:docPartUnique/>
+      </w:docPartObj>
+    </w:sdtPr>
+    <w:sdtContent>
+      <w:p>
+        <w:pPr>
+          <w:pStyle w:val="Footer"/>
+          <w:framePr w:wrap="none" w:vAnchor="text" w:hAnchor="margin" w:xAlign="center" w:y="1"/>
+          <w:rPr>
+            <w:rStyle w:val="PageNumber"/>
+          </w:rPr>
+        </w:pPr>
+        <w:r>
+          <w:rPr>
+            <w:rStyle w:val="PageNumber"/>
+          </w:rPr>
+          <w:fldChar w:fldCharType="begin"/>
+        </w:r>
+        <w:r>
+          <w:rPr>
+            <w:rStyle w:val="PageNumber"/>
+          </w:rPr>
+          <w:instrText xml:space="preserve"> PAGE </w:instrText>
+        </w:r>
+        <w:r>
+          <w:rPr>
+            <w:rStyle w:val="PageNumber"/>
+          </w:rPr>
+          <w:fldChar w:fldCharType="separate"/>
+        </w:r>
+        <w:r>
+          <w:rPr>
+            <w:rStyle w:val="PageNumber"/>
+          </w:rPr>
+          <w:fldChar w:fldCharType="end"/>
+        </w:r>
+      </w:p>
+    </w:sdtContent>
+  </w:sdt>
   <w:p>
     <w:pPr>
       <w:pStyle w:val="Footer"/>
     </w:pPr>
-    <w:r>
+  </w:p>
+</w:ftr>
+</file>
+
+<file path=word/footer2.xml><?xml version="1.0" encoding="utf-8"?>
+<w:ftr xmlns:wpc="http://schemas.microsoft.com/office/word/2010/wordprocessingCanvas" xmlns:cx="http://schemas.microsoft.com/office/drawing/2014/chartex" xmlns:cx1="http://schemas.microsoft.com/office/drawing/2015/9/8/chartex" xmlns:cx2="http://schemas.microsoft.com/office/drawing/2015/10/21/chartex" xmlns:cx3="http://schemas.microsoft.com/office/drawing/2016/5/9/chartex" xmlns:cx4="http://schemas.microsoft.com/office/drawing/2016/5/10/chartex" xmlns:cx5="http://schemas.microsoft.com/office/drawing/2016/5/11/chartex" xmlns:cx6="http://schemas.microsoft.com/office/drawing/2016/5/12/chartex" xmlns:cx7="http://schemas.microsoft.com/office/drawing/2016/5/13/chartex" xmlns:cx8="http://schemas.microsoft.com/office/drawing/2016/5/14/chartex" xmlns:mc="http://schemas.openxmlformats.org/markup-compatibility/2006" xmlns:m="http://schemas.openxmlformats.org/officeDocument/2006/math" xmlns:aink="http://schemas.microsoft.com/office/drawing/2016/ink" xmlns:am3d="http://schemas.microsoft.com/office/drawing/2017/model3d" xmlns:oel="http://schemas.microsoft.com/office/2019/extlst" xmlns:r="http://schemas.openxmlformats.org/officeDocument/2006/relationships" xmlns:wp14="http://schemas.microsoft.com/office/word/2010/wordprocessingDrawing" xmlns:wp="http://schemas.openxmlformats.org/drawingml/2006/wordprocessingDrawing" xmlns:wpg="http://schemas.microsoft.com/office/word/2010/wordprocessingGroup" xmlns:wpi="http://schemas.microsoft.com/office/word/2010/wordprocessingInk" xmlns:wps="http://schemas.microsoft.com/office/word/2010/wordprocessingShape" xmlns:o="urn:schemas-microsoft-com:office:office" xmlns:v="urn:schemas-microsoft-com:vml" xmlns:w10="urn:schemas-microsoft-com:office:word" xmlns:w="http://schemas.openxmlformats.org/wordprocessingml/2006/main" xmlns:w14="http://schemas.microsoft.com/office/word/2010/wordml" xmlns:w15="http://schemas.microsoft.com/office/word/2012/wordml" xmlns:w16cex="http://schemas.microsoft.com/office/word/2018/wordml/cex" xmlns:w16cid="http://schemas.microsoft.com/office/word/2016/wordml/cid" xmlns:w16="http://schemas.microsoft.com/office/word/2018/wordml" xmlns:w16sdtdh="http://schemas.microsoft.com/office/word/2020/wordml/sdtdatahash" xmlns:w16sdtfl="http://schemas.microsoft.com/office/word/2024/wordml/sdtformatlock" xmlns:w16se="http://schemas.microsoft.com/office/word/2015/wordml/symex" xmlns:w16du="http://schemas.microsoft.com/office/word/2023/wordml/word16du" xmlns:wne="http://schemas.microsoft.com/office/word/2006/wordml" mc:Ignorable="w14 w15 w16se w16cid w16 w16cex w16sdtdh w16sdtfl w16du wp14">
+  <w:sdt>
+    <w:sdtPr>
       <w:rPr>
-        <w:noProof/>
-        <w:lang w:eastAsia="zh-CN"/>
-        <w14:ligatures w14:val="none"/>
-        <w14:numForm w14:val="default"/>
-        <w14:numSpacing w14:val="default"/>
+        <w:rStyle w:val="PageNumber"/>
       </w:rPr>
-      <mc:AlternateContent>
-        <mc:Choice Requires="wps">
-          <w:drawing>
-            <wp:anchor distT="0" distB="0" distL="114300" distR="114300" simplePos="0" relativeHeight="251659264" behindDoc="0" locked="0" layoutInCell="1" allowOverlap="1" wp14:anchorId="2E555152" wp14:editId="71E06E7E">
-              <wp:simplePos x="0" y="0"/>
-              <wp:positionH relativeFrom="column">
-                <wp:posOffset>-133350</wp:posOffset>
-              </wp:positionH>
-              <wp:positionV relativeFrom="paragraph">
-                <wp:posOffset>-10160</wp:posOffset>
-              </wp:positionV>
-              <wp:extent cx="6670040" cy="45720"/>
-              <wp:effectExtent l="0" t="0" r="0" b="5080"/>
-              <wp:wrapSquare wrapText="bothSides"/>
-              <wp:docPr id="38" name="Rectangle 1"/>
-              <wp:cNvGraphicFramePr/>
-              <a:graphic xmlns:a="http://schemas.openxmlformats.org/drawingml/2006/main">
-                <a:graphicData uri="http://schemas.microsoft.com/office/word/2010/wordprocessingShape">
-                  <wps:wsp>
-                    <wps:cNvSpPr/>
-                    <wps:spPr>
-                      <a:xfrm>
-                        <a:off x="0" y="0"/>
-                        <a:ext cx="6670040" cy="45720"/>
-                      </a:xfrm>
-                      <a:prstGeom prst="rect">
-                        <a:avLst/>
-                      </a:prstGeom>
-                      <a:solidFill>
-                        <a:srgbClr val="10253F">
-                          <a:alpha val="60392"/>
-                        </a:srgbClr>
-                      </a:solidFill>
-                      <a:ln>
-                        <a:noFill/>
-                      </a:ln>
-                    </wps:spPr>
-                    <wps:style>
-                      <a:lnRef idx="2">
-                        <a:schemeClr val="accent1">
-                          <a:shade val="50000"/>
-                        </a:schemeClr>
-                      </a:lnRef>
-                      <a:fillRef idx="1">
-                        <a:schemeClr val="accent1"/>
-                      </a:fillRef>
-                      <a:effectRef idx="0">
-                        <a:schemeClr val="accent1"/>
-                      </a:effectRef>
-                      <a:fontRef idx="minor">
-                        <a:schemeClr val="lt1"/>
-                      </a:fontRef>
-                    </wps:style>
-                    <wps:bodyPr rot="0" spcFirstLastPara="0" vertOverflow="overflow" horzOverflow="overflow" vert="horz" wrap="square" lIns="72000" tIns="72000" rIns="72000" bIns="45720" numCol="1" spcCol="0" rtlCol="0" fromWordArt="0" anchor="ctr" anchorCtr="0" forceAA="0" compatLnSpc="1">
-                      <a:prstTxWarp prst="textNoShape">
-                        <a:avLst/>
-                      </a:prstTxWarp>
-                      <a:noAutofit/>
-                    </wps:bodyPr>
-                  </wps:wsp>
-                </a:graphicData>
-              </a:graphic>
-              <wp14:sizeRelH relativeFrom="margin">
-                <wp14:pctWidth>0</wp14:pctWidth>
-              </wp14:sizeRelH>
-              <wp14:sizeRelV relativeFrom="margin">
-                <wp14:pctHeight>0</wp14:pctHeight>
-              </wp14:sizeRelV>
-            </wp:anchor>
-          </w:drawing>
-        </mc:Choice>
-        <mc:Fallback>
-          <w:pict>
-            <v:rect w14:anchorId="36775705" id="Rectangle 1" o:spid="_x0000_s1026" style="position:absolute;margin-left:-10.5pt;margin-top:-.8pt;width:525.2pt;height:3.6pt;z-index:251659264;visibility:visible;mso-wrap-style:square;mso-width-percent:0;mso-height-percent:0;mso-wrap-distance-left:9pt;mso-wrap-distance-top:0;mso-wrap-distance-right:9pt;mso-wrap-distance-bottom:0;mso-position-horizontal:absolute;mso-position-horizontal-relative:text;mso-position-vertical:absolute;mso-position-vertical-relative:text;mso-width-percent:0;mso-height-percent:0;mso-width-relative:margin;mso-height-relative:margin;v-text-anchor:middle" o:gfxdata="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" fillcolor="#10253f" stroked="f" strokeweight="2pt">
-              <v:fill opacity="39578f"/>
-              <v:textbox inset="2mm,2mm,2mm"/>
-              <w10:wrap type="square"/>
-            </v:rect>
-          </w:pict>
-        </mc:Fallback>
-      </mc:AlternateContent>
-    </w:r>
-    <w:r>
-      <w:rPr>
-        <w:noProof/>
-        <w:lang w:eastAsia="zh-CN"/>
-      </w:rPr>
-      <mc:AlternateContent>
-        <mc:Choice Requires="wps">
-          <w:drawing>
-            <wp:anchor distT="0" distB="0" distL="0" distR="0" simplePos="0" relativeHeight="251657216" behindDoc="0" locked="0" layoutInCell="1" allowOverlap="1" wp14:anchorId="44A1C67C" wp14:editId="3E912D08">
-              <wp:simplePos x="0" y="0"/>
-              <wp:positionH relativeFrom="rightMargin">
-                <wp:posOffset>-252095</wp:posOffset>
-              </wp:positionH>
-              <wp:positionV relativeFrom="bottomMargin">
-                <wp:posOffset>35560</wp:posOffset>
-              </wp:positionV>
-              <wp:extent cx="457200" cy="320040"/>
-              <wp:effectExtent l="0" t="0" r="0" b="0"/>
-              <wp:wrapSquare wrapText="bothSides"/>
-              <wp:docPr id="40" name="Rectangle 6"/>
-              <wp:cNvGraphicFramePr/>
-              <a:graphic xmlns:a="http://schemas.openxmlformats.org/drawingml/2006/main">
-                <a:graphicData uri="http://schemas.microsoft.com/office/word/2010/wordprocessingShape">
-                  <wps:wsp>
-                    <wps:cNvSpPr/>
-                    <wps:spPr>
-                      <a:xfrm>
-                        <a:off x="0" y="0"/>
-                        <a:ext cx="457200" cy="320040"/>
-                      </a:xfrm>
-                      <a:prstGeom prst="rect">
-                        <a:avLst/>
-                      </a:prstGeom>
-                      <a:solidFill>
-                        <a:schemeClr val="tx2">
-                          <a:lumMod val="50000"/>
-                          <a:alpha val="60180"/>
-                        </a:schemeClr>
-                      </a:solidFill>
-                      <a:ln w="38100">
-                        <a:noFill/>
-                      </a:ln>
-                    </wps:spPr>
-                    <wps:style>
-                      <a:lnRef idx="2">
-                        <a:schemeClr val="accent1">
-                          <a:shade val="50000"/>
-                        </a:schemeClr>
-                      </a:lnRef>
-                      <a:fillRef idx="1">
-                        <a:schemeClr val="accent1"/>
-                      </a:fillRef>
-                      <a:effectRef idx="0">
-                        <a:schemeClr val="accent1"/>
-                      </a:effectRef>
-                      <a:fontRef idx="minor">
-                        <a:schemeClr val="lt1"/>
-                      </a:fontRef>
-                    </wps:style>
-                    <wps:txbx>
-                      <w:txbxContent>
-                        <w:p>
-                          <w:pPr>
-                            <w:jc w:val="right"/>
-                            <w:rPr>
-                              <w:color w:val="FFFFFF" w:themeColor="background1"/>
-                              <w:sz w:val="28"/>
-                              <w:szCs w:val="28"/>
-                            </w:rPr>
-                          </w:pPr>
-                          <w:r>
-                            <w:rPr>
-                              <w:color w:val="FFFFFF" w:themeColor="background1"/>
-                              <w:sz w:val="28"/>
-                              <w:szCs w:val="28"/>
-                            </w:rPr>
-                            <w:fldChar w:fldCharType="begin"/>
-                          </w:r>
-                          <w:r>
-                            <w:rPr>
-                              <w:color w:val="FFFFFF" w:themeColor="background1"/>
-                              <w:sz w:val="28"/>
-                              <w:szCs w:val="28"/>
-                            </w:rPr>
-                            <w:instrText xml:space="preserve"> PAGE   \* MERGEFORMAT </w:instrText>
-                          </w:r>
-                          <w:r>
-                            <w:rPr>
-                              <w:color w:val="FFFFFF" w:themeColor="background1"/>
-                              <w:sz w:val="28"/>
-                              <w:szCs w:val="28"/>
-                            </w:rPr>
-                            <w:fldChar w:fldCharType="separate"/>
-                          </w:r>
-                          <w:r>
-                            <w:rPr>
-                              <w:noProof/>
-                              <w:color w:val="FFFFFF" w:themeColor="background1"/>
-                              <w:sz w:val="28"/>
-                              <w:szCs w:val="28"/>
-                            </w:rPr>
-                            <w:t>2</w:t>
-                          </w:r>
-                          <w:r>
-                            <w:rPr>
-                              <w:noProof/>
-                              <w:color w:val="FFFFFF" w:themeColor="background1"/>
-                              <w:sz w:val="28"/>
-                              <w:szCs w:val="28"/>
-                            </w:rPr>
-                            <w:fldChar w:fldCharType="end"/>
-                          </w:r>
-                        </w:p>
-                      </w:txbxContent>
-                    </wps:txbx>
-                    <wps:bodyPr rot="0" spcFirstLastPara="0" vertOverflow="overflow" horzOverflow="overflow" vert="horz" wrap="square" lIns="91440" tIns="45720" rIns="91440" bIns="45720" numCol="1" spcCol="0" rtlCol="0" fromWordArt="0" anchor="b" anchorCtr="0" forceAA="0" compatLnSpc="1">
-                      <a:prstTxWarp prst="textNoShape">
-                        <a:avLst/>
-                      </a:prstTxWarp>
-                      <a:noAutofit/>
-                    </wps:bodyPr>
-                  </wps:wsp>
-                </a:graphicData>
-              </a:graphic>
-              <wp14:sizeRelH relativeFrom="margin">
-                <wp14:pctWidth>0</wp14:pctWidth>
-              </wp14:sizeRelH>
-              <wp14:sizeRelV relativeFrom="margin">
-                <wp14:pctHeight>0</wp14:pctHeight>
-              </wp14:sizeRelV>
-            </wp:anchor>
-          </w:drawing>
-        </mc:Choice>
-        <mc:Fallback>
-          <w:pict>
-            <v:rect w14:anchorId="44A1C67C" id="Rectangle 6" o:spid="_x0000_s1026" style="position:absolute;left:0;text-align:left;margin-left:-19.85pt;margin-top:2.8pt;width:36pt;height:25.2pt;z-index:251657216;visibility:visible;mso-wrap-style:square;mso-width-percent:0;mso-height-percent:0;mso-wrap-distance-left:0;mso-wrap-distance-top:0;mso-wrap-distance-right:0;mso-wrap-distance-bottom:0;mso-position-horizontal:absolute;mso-position-horizontal-relative:right-margin-area;mso-position-vertical:absolute;mso-position-vertical-relative:bottom-margin-area;mso-width-percent:0;mso-height-percent:0;mso-width-relative:margin;mso-height-relative:margin;v-text-anchor:bottom" o:gfxdata="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" fillcolor="#0f243e [1615]" stroked="f" strokeweight="3pt">
-              <v:fill opacity="39321f"/>
-              <v:textbox>
-                <w:txbxContent>
-                  <w:p>
-                    <w:pPr>
-                      <w:jc w:val="right"/>
-                      <w:rPr>
-                        <w:color w:val="FFFFFF" w:themeColor="background1"/>
-                        <w:sz w:val="28"/>
-                        <w:szCs w:val="28"/>
-                      </w:rPr>
-                    </w:pPr>
-                    <w:r>
-                      <w:rPr>
-                        <w:color w:val="FFFFFF" w:themeColor="background1"/>
-                        <w:sz w:val="28"/>
-                        <w:szCs w:val="28"/>
-                      </w:rPr>
-                      <w:fldChar w:fldCharType="begin"/>
-                    </w:r>
-                    <w:r>
-                      <w:rPr>
-                        <w:color w:val="FFFFFF" w:themeColor="background1"/>
-                        <w:sz w:val="28"/>
-                        <w:szCs w:val="28"/>
-                      </w:rPr>
-                      <w:instrText xml:space="preserve"> PAGE   \* MERGEFORMAT </w:instrText>
-                    </w:r>
-                    <w:r>
-                      <w:rPr>
-                        <w:color w:val="FFFFFF" w:themeColor="background1"/>
-                        <w:sz w:val="28"/>
-                        <w:szCs w:val="28"/>
-                      </w:rPr>
-                      <w:fldChar w:fldCharType="separate"/>
-                    </w:r>
-                    <w:r>
-                      <w:rPr>
-                        <w:noProof/>
-                        <w:color w:val="FFFFFF" w:themeColor="background1"/>
-                        <w:sz w:val="28"/>
-                        <w:szCs w:val="28"/>
-                      </w:rPr>
-                      <w:t>2</w:t>
-                    </w:r>
-                    <w:r>
-                      <w:rPr>
-                        <w:noProof/>
-                        <w:color w:val="FFFFFF" w:themeColor="background1"/>
-                        <w:sz w:val="28"/>
-                        <w:szCs w:val="28"/>
-                      </w:rPr>
-                      <w:fldChar w:fldCharType="end"/>
-                    </w:r>
-                  </w:p>
-                </w:txbxContent>
-              </v:textbox>
-              <w10:wrap type="square" anchorx="margin" anchory="margin"/>
-            </v:rect>
-          </w:pict>
-        </mc:Fallback>
-      </mc:AlternateContent>
-    </w:r>
-    <w:r>
-      <w:rPr>
-        <w:noProof/>
-        <w:lang w:eastAsia="zh-CN"/>
-        <w14:ligatures w14:val="none"/>
-        <w14:numForm w14:val="default"/>
-        <w14:numSpacing w14:val="default"/>
-      </w:rPr>
-      <mc:AlternateContent>
-        <mc:Choice Requires="wps">
-          <w:drawing>
-            <wp:anchor distT="0" distB="0" distL="114300" distR="114300" simplePos="0" relativeHeight="251660288" behindDoc="0" locked="0" layoutInCell="1" allowOverlap="1" wp14:anchorId="76E8071F" wp14:editId="5753019D">
-              <wp:simplePos x="0" y="0"/>
-              <wp:positionH relativeFrom="column">
-                <wp:posOffset>86360</wp:posOffset>
-              </wp:positionH>
-              <wp:positionV relativeFrom="paragraph">
-                <wp:posOffset>13861</wp:posOffset>
-              </wp:positionV>
-              <wp:extent cx="5924550" cy="254000"/>
-              <wp:effectExtent l="0" t="0" r="0" b="0"/>
-              <wp:wrapSquare wrapText="bothSides"/>
-              <wp:docPr id="39" name="Text Box 2"/>
-              <wp:cNvGraphicFramePr/>
-              <a:graphic xmlns:a="http://schemas.openxmlformats.org/drawingml/2006/main">
-                <a:graphicData uri="http://schemas.microsoft.com/office/word/2010/wordprocessingShape">
-                  <wps:wsp>
-                    <wps:cNvSpPr txBox="1"/>
-                    <wps:spPr>
-                      <a:xfrm>
-                        <a:off x="0" y="0"/>
-                        <a:ext cx="5924550" cy="254000"/>
-                      </a:xfrm>
-                      <a:prstGeom prst="rect">
-                        <a:avLst/>
-                      </a:prstGeom>
-                      <a:noFill/>
-                      <a:ln w="6350">
-                        <a:noFill/>
-                      </a:ln>
-                      <a:effectLst/>
-                    </wps:spPr>
-                    <wps:style>
-                      <a:lnRef idx="0">
-                        <a:schemeClr val="accent1"/>
-                      </a:lnRef>
-                      <a:fillRef idx="0">
-                        <a:schemeClr val="accent1"/>
-                      </a:fillRef>
-                      <a:effectRef idx="0">
-                        <a:schemeClr val="accent1"/>
-                      </a:effectRef>
-                      <a:fontRef idx="minor">
-                        <a:schemeClr val="dk1"/>
-                      </a:fontRef>
-                    </wps:style>
-                    <wps:txbx>
-                      <w:txbxContent>
-                        <w:p>
-                          <w:pPr>
-                            <w:pStyle w:val="Footer"/>
-                            <w:jc w:val="right"/>
-                          </w:pPr>
-                          <w:r>
-                            <w:fldChar w:fldCharType="begin"/>
-                          </w:r>
-                          <w:r>
-                            <w:instrText xml:space="preserve"> DATE \@ "MMMM d, yyyy" </w:instrText>
-                          </w:r>
-                          <w:r>
-                            <w:fldChar w:fldCharType="separate"/>
-                          </w:r>
-                          <w:r>
-                            <w:rPr>
-                              <w:noProof/>
-                            </w:rPr>
-                            <w:t>July 29, 2024</w:t>
-                          </w:r>
-                          <w:r>
-                            <w:fldChar w:fldCharType="end"/>
-                          </w:r>
-                        </w:p>
-                        <w:p>
-                          <w:pPr>
-                            <w:pStyle w:val="Footer"/>
-                            <w:jc w:val="right"/>
-                          </w:pPr>
-                        </w:p>
-                      </w:txbxContent>
-                    </wps:txbx>
-                    <wps:bodyPr rot="0" spcFirstLastPara="0" vertOverflow="overflow" horzOverflow="overflow" vert="horz" wrap="square" lIns="72000" tIns="72000" rIns="72000" bIns="0" numCol="1" spcCol="0" rtlCol="0" fromWordArt="0" anchor="b" anchorCtr="0" forceAA="0" compatLnSpc="1">
-                      <a:prstTxWarp prst="textNoShape">
-                        <a:avLst/>
-                      </a:prstTxWarp>
-                      <a:noAutofit/>
-                    </wps:bodyPr>
-                  </wps:wsp>
-                </a:graphicData>
-              </a:graphic>
-            </wp:anchor>
-          </w:drawing>
-        </mc:Choice>
-        <mc:Fallback>
-          <w:pict>
-            <v:shapetype w14:anchorId="76E8071F" id="_x0000_t202" coordsize="21600,21600" o:spt="202" path="m,l,21600r21600,l21600,xe">
-              <v:stroke joinstyle="miter"/>
-              <v:path gradientshapeok="t" o:connecttype="rect"/>
-            </v:shapetype>
-            <v:shape id="Text Box 2" o:spid="_x0000_s1027" type="#_x0000_t202" style="position:absolute;left:0;text-align:left;margin-left:6.8pt;margin-top:1.1pt;width:466.5pt;height:20pt;z-index:251660288;visibility:visible;mso-wrap-style:square;mso-wrap-distance-left:9pt;mso-wrap-distance-top:0;mso-wrap-distance-right:9pt;mso-wrap-distance-bottom:0;mso-position-horizontal:absolute;mso-position-horizontal-relative:text;mso-position-vertical:absolute;mso-position-vertical-relative:text;v-text-anchor:bottom" o:gfxdata="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" filled="f" stroked="f" strokeweight=".5pt">
-              <v:textbox inset="2mm,2mm,2mm,0">
-                <w:txbxContent>
-                  <w:p>
-                    <w:pPr>
-                      <w:pStyle w:val="Footer"/>
-                      <w:jc w:val="right"/>
-                    </w:pPr>
-                    <w:r>
-                      <w:fldChar w:fldCharType="begin"/>
-                    </w:r>
-                    <w:r>
-                      <w:instrText xml:space="preserve"> DATE \@ "MMMM d, yyyy" </w:instrText>
-                    </w:r>
-                    <w:r>
-                      <w:fldChar w:fldCharType="separate"/>
-                    </w:r>
-                    <w:r>
-                      <w:rPr>
-                        <w:noProof/>
-                      </w:rPr>
-                      <w:t>July 29, 2024</w:t>
-                    </w:r>
-                    <w:r>
-                      <w:fldChar w:fldCharType="end"/>
-                    </w:r>
-                  </w:p>
-                  <w:p>
-                    <w:pPr>
-                      <w:pStyle w:val="Footer"/>
-                      <w:jc w:val="right"/>
-                    </w:pPr>
-                  </w:p>
-                </w:txbxContent>
-              </v:textbox>
-              <w10:wrap type="square"/>
-            </v:shape>
-          </w:pict>
-        </mc:Fallback>
-      </mc:AlternateContent>
-    </w:r>
+      <w:id w:val="1798792863"/>
+      <w:docPartObj>
+        <w:docPartGallery w:val="Page Numbers (Bottom of Page)"/>
+        <w:docPartUnique/>
+      </w:docPartObj>
+    </w:sdtPr>
+    <w:sdtContent>
+      <w:p>
+        <w:pPr>
+          <w:pStyle w:val="Footer"/>
+          <w:framePr w:wrap="none" w:vAnchor="text" w:hAnchor="margin" w:xAlign="center" w:y="1"/>
+          <w:rPr>
+            <w:rStyle w:val="PageNumber"/>
+          </w:rPr>
+        </w:pPr>
+        <w:r>
+          <w:rPr>
+            <w:rStyle w:val="PageNumber"/>
+          </w:rPr>
+          <w:fldChar w:fldCharType="begin"/>
+        </w:r>
+        <w:r>
+          <w:rPr>
+            <w:rStyle w:val="PageNumber"/>
+          </w:rPr>
+          <w:instrText xml:space="preserve"> PAGE </w:instrText>
+        </w:r>
+        <w:r>
+          <w:rPr>
+            <w:rStyle w:val="PageNumber"/>
+          </w:rPr>
+          <w:fldChar w:fldCharType="separate"/>
+        </w:r>
+        <w:r>
+          <w:rPr>
+            <w:rStyle w:val="PageNumber"/>
+            <w:noProof/>
+          </w:rPr>
+          <w:t>1</w:t>
+        </w:r>
+        <w:r>
+          <w:rPr>
+            <w:rStyle w:val="PageNumber"/>
+          </w:rPr>
+          <w:fldChar w:fldCharType="end"/>
+        </w:r>
+      </w:p>
+    </w:sdtContent>
+  </w:sdt>
+  <w:p>
+    <w:pPr>
+      <w:pStyle w:val="Footer"/>
+    </w:pPr>
   </w:p>
 </w:ftr>
 </file>
 
 <file path=word/footnotes.xml><?xml version="1.0" encoding="utf-8"?>
-<w:footnotes xmlns:wpc="http://schemas.microsoft.com/office/word/2010/wordprocessingCanvas" xmlns:cx="http://schemas.microsoft.com/office/drawing/2014/chartex" xmlns:cx1="http://schemas.microsoft.com/office/drawing/2015/9/8/chartex" xmlns:cx2="http://schemas.microsoft.com/office/drawing/2015/10/21/chartex" xmlns:cx3="http://schemas.microsoft.com/office/drawing/2016/5/9/chartex" xmlns:cx4="http://schemas.microsoft.com/office/drawing/2016/5/10/chartex" xmlns:cx5="http://schemas.microsoft.com/office/drawing/2016/5/11/chartex" xmlns:cx6="http://schemas.microsoft.com/office/drawing/2016/5/12/chartex" xmlns:cx7="http://schemas.microsoft.com/office/drawing/2016/5/13/chartex" xmlns:cx8="http://schemas.microsoft.com/office/drawing/2016/5/14/chartex" xmlns:mc="http://schemas.openxmlformats.org/markup-compatibility/2006" xmlns:aink="http://schemas.microsoft.com/office/drawing/2016/ink" xmlns:am3d="http://schemas.microsoft.com/office/drawing/2017/model3d" xmlns:o="urn:schemas-microsoft-com:office:office" xmlns:oel="http://schemas.microsoft.com/office/2019/extlst" xmlns:r="http://schemas.openxmlformats.org/officeDocument/2006/relationships" xmlns:m="http://schemas.openxmlformats.org/officeDocument/2006/math" xmlns:v="urn:schemas-microsoft-com:vml" xmlns:wp14="http://schemas.microsoft.com/office/word/2010/wordprocessingDrawing" xmlns:wp="http://schemas.openxmlformats.org/drawingml/2006/wordprocessingDrawing" xmlns:w10="urn:schemas-microsoft-com:office:word" xmlns:w="http://schemas.openxmlformats.org/wordprocessingml/2006/main" xmlns:w14="http://schemas.microsoft.com/office/word/2010/wordml" xmlns:w15="http://schemas.microsoft.com/office/word/2012/wordml" xmlns:w16cex="http://schemas.microsoft.com/office/word/2018/wordml/cex" xmlns:w16cid="http://schemas.microsoft.com/office/word/2016/wordml/cid" xmlns:w16="http://schemas.microsoft.com/office/word/2018/wordml" xmlns:w16du="http://schemas.microsoft.com/office/word/2023/wordml/word16du" xmlns:w16sdtdh="http://schemas.microsoft.com/office/word/2020/wordml/sdtdatahash" xmlns:w16se="http://schemas.microsoft.com/office/word/2015/wordml/symex" xmlns:wpg="http://schemas.microsoft.com/office/word/2010/wordprocessingGroup" xmlns:wpi="http://schemas.microsoft.com/office/word/2010/wordprocessingInk" xmlns:wne="http://schemas.microsoft.com/office/word/2006/wordml" xmlns:wps="http://schemas.microsoft.com/office/word/2010/wordprocessingShape" mc:Ignorable="w14 w15 w16se w16cid w16 w16cex w16sdtdh w16du wp14">
+<w:footnotes xmlns:wpc="http://schemas.microsoft.com/office/word/2010/wordprocessingCanvas" xmlns:cx="http://schemas.microsoft.com/office/drawing/2014/chartex" xmlns:cx1="http://schemas.microsoft.com/office/drawing/2015/9/8/chartex" xmlns:cx2="http://schemas.microsoft.com/office/drawing/2015/10/21/chartex" xmlns:cx3="http://schemas.microsoft.com/office/drawing/2016/5/9/chartex" xmlns:cx4="http://schemas.microsoft.com/office/drawing/2016/5/10/chartex" xmlns:cx5="http://schemas.microsoft.com/office/drawing/2016/5/11/chartex" xmlns:cx6="http://schemas.microsoft.com/office/drawing/2016/5/12/chartex" xmlns:cx7="http://schemas.microsoft.com/office/drawing/2016/5/13/chartex" xmlns:cx8="http://schemas.microsoft.com/office/drawing/2016/5/14/chartex" xmlns:mc="http://schemas.openxmlformats.org/markup-compatibility/2006" xmlns:m="http://schemas.openxmlformats.org/officeDocument/2006/math" xmlns:aink="http://schemas.microsoft.com/office/drawing/2016/ink" xmlns:am3d="http://schemas.microsoft.com/office/drawing/2017/model3d" xmlns:oel="http://schemas.microsoft.com/office/2019/extlst" xmlns:r="http://schemas.openxmlformats.org/officeDocument/2006/relationships" xmlns:wp14="http://schemas.microsoft.com/office/word/2010/wordprocessingDrawing" xmlns:wp="http://schemas.openxmlformats.org/drawingml/2006/wordprocessingDrawing" xmlns:wpg="http://schemas.microsoft.com/office/word/2010/wordprocessingGroup" xmlns:wpi="http://schemas.microsoft.com/office/word/2010/wordprocessingInk" xmlns:wps="http://schemas.microsoft.com/office/word/2010/wordprocessingShape" xmlns:o="urn:schemas-microsoft-com:office:office" xmlns:v="urn:schemas-microsoft-com:vml" xmlns:w10="urn:schemas-microsoft-com:office:word" xmlns:w="http://schemas.openxmlformats.org/wordprocessingml/2006/main" xmlns:w14="http://schemas.microsoft.com/office/word/2010/wordml" xmlns:w15="http://schemas.microsoft.com/office/word/2012/wordml" xmlns:w16cex="http://schemas.microsoft.com/office/word/2018/wordml/cex" xmlns:w16cid="http://schemas.microsoft.com/office/word/2016/wordml/cid" xmlns:w16="http://schemas.microsoft.com/office/word/2018/wordml" xmlns:w16sdtdh="http://schemas.microsoft.com/office/word/2020/wordml/sdtdatahash" xmlns:w16sdtfl="http://schemas.microsoft.com/office/word/2024/wordml/sdtformatlock" xmlns:w16se="http://schemas.microsoft.com/office/word/2015/wordml/symex" xmlns:w16du="http://schemas.microsoft.com/office/word/2023/wordml/word16du" xmlns:wne="http://schemas.microsoft.com/office/word/2006/wordml" mc:Ignorable="w14 w15 w16se w16cid w16 w16cex w16sdtdh w16sdtfl w16du wp14">
   <w:footnote w:type="separator" w:id="-1">
     <w:p>
       <w:r>
@@ -916,7 +590,7 @@
 </file>
 
 <file path=word/header1.xml><?xml version="1.0" encoding="utf-8"?>
-<w:hdr xmlns:wpc="http://schemas.microsoft.com/office/word/2010/wordprocessingCanvas" xmlns:cx="http://schemas.microsoft.com/office/drawing/2014/chartex" xmlns:cx1="http://schemas.microsoft.com/office/drawing/2015/9/8/chartex" xmlns:cx2="http://schemas.microsoft.com/office/drawing/2015/10/21/chartex" xmlns:cx3="http://schemas.microsoft.com/office/drawing/2016/5/9/chartex" xmlns:cx4="http://schemas.microsoft.com/office/drawing/2016/5/10/chartex" xmlns:cx5="http://schemas.microsoft.com/office/drawing/2016/5/11/chartex" xmlns:cx6="http://schemas.microsoft.com/office/drawing/2016/5/12/chartex" xmlns:cx7="http://schemas.microsoft.com/office/drawing/2016/5/13/chartex" xmlns:cx8="http://schemas.microsoft.com/office/drawing/2016/5/14/chartex" xmlns:mc="http://schemas.openxmlformats.org/markup-compatibility/2006" xmlns:aink="http://schemas.microsoft.com/office/drawing/2016/ink" xmlns:am3d="http://schemas.microsoft.com/office/drawing/2017/model3d" xmlns:o="urn:schemas-microsoft-com:office:office" xmlns:oel="http://schemas.microsoft.com/office/2019/extlst" xmlns:r="http://schemas.openxmlformats.org/officeDocument/2006/relationships" xmlns:m="http://schemas.openxmlformats.org/officeDocument/2006/math" xmlns:v="urn:schemas-microsoft-com:vml" xmlns:wp14="http://schemas.microsoft.com/office/word/2010/wordprocessingDrawing" xmlns:wp="http://schemas.openxmlformats.org/drawingml/2006/wordprocessingDrawing" xmlns:w10="urn:schemas-microsoft-com:office:word" xmlns:w="http://schemas.openxmlformats.org/wordprocessingml/2006/main" xmlns:w14="http://schemas.microsoft.com/office/word/2010/wordml" xmlns:w15="http://schemas.microsoft.com/office/word/2012/wordml" xmlns:w16cex="http://schemas.microsoft.com/office/word/2018/wordml/cex" xmlns:w16cid="http://schemas.microsoft.com/office/word/2016/wordml/cid" xmlns:w16="http://schemas.microsoft.com/office/word/2018/wordml" xmlns:w16du="http://schemas.microsoft.com/office/word/2023/wordml/word16du" xmlns:w16sdtdh="http://schemas.microsoft.com/office/word/2020/wordml/sdtdatahash" xmlns:w16se="http://schemas.microsoft.com/office/word/2015/wordml/symex" xmlns:wpg="http://schemas.microsoft.com/office/word/2010/wordprocessingGroup" xmlns:wpi="http://schemas.microsoft.com/office/word/2010/wordprocessingInk" xmlns:wne="http://schemas.microsoft.com/office/word/2006/wordml" xmlns:wps="http://schemas.microsoft.com/office/word/2010/wordprocessingShape" mc:Ignorable="w14 w15 w16se w16cid w16 w16cex w16sdtdh w16du wp14">
+<w:hdr xmlns:wpc="http://schemas.microsoft.com/office/word/2010/wordprocessingCanvas" xmlns:cx="http://schemas.microsoft.com/office/drawing/2014/chartex" xmlns:cx1="http://schemas.microsoft.com/office/drawing/2015/9/8/chartex" xmlns:cx2="http://schemas.microsoft.com/office/drawing/2015/10/21/chartex" xmlns:cx3="http://schemas.microsoft.com/office/drawing/2016/5/9/chartex" xmlns:cx4="http://schemas.microsoft.com/office/drawing/2016/5/10/chartex" xmlns:cx5="http://schemas.microsoft.com/office/drawing/2016/5/11/chartex" xmlns:cx6="http://schemas.microsoft.com/office/drawing/2016/5/12/chartex" xmlns:cx7="http://schemas.microsoft.com/office/drawing/2016/5/13/chartex" xmlns:cx8="http://schemas.microsoft.com/office/drawing/2016/5/14/chartex" xmlns:mc="http://schemas.openxmlformats.org/markup-compatibility/2006" xmlns:m="http://schemas.openxmlformats.org/officeDocument/2006/math" xmlns:aink="http://schemas.microsoft.com/office/drawing/2016/ink" xmlns:am3d="http://schemas.microsoft.com/office/drawing/2017/model3d" xmlns:oel="http://schemas.microsoft.com/office/2019/extlst" xmlns:r="http://schemas.openxmlformats.org/officeDocument/2006/relationships" xmlns:wp14="http://schemas.microsoft.com/office/word/2010/wordprocessingDrawing" xmlns:wp="http://schemas.openxmlformats.org/drawingml/2006/wordprocessingDrawing" xmlns:wpg="http://schemas.microsoft.com/office/word/2010/wordprocessingGroup" xmlns:wpi="http://schemas.microsoft.com/office/word/2010/wordprocessingInk" xmlns:wps="http://schemas.microsoft.com/office/word/2010/wordprocessingShape" xmlns:o="urn:schemas-microsoft-com:office:office" xmlns:v="urn:schemas-microsoft-com:vml" xmlns:w10="urn:schemas-microsoft-com:office:word" xmlns:w="http://schemas.openxmlformats.org/wordprocessingml/2006/main" xmlns:w14="http://schemas.microsoft.com/office/word/2010/wordml" xmlns:w15="http://schemas.microsoft.com/office/word/2012/wordml" xmlns:w16cex="http://schemas.microsoft.com/office/word/2018/wordml/cex" xmlns:w16cid="http://schemas.microsoft.com/office/word/2016/wordml/cid" xmlns:w16="http://schemas.microsoft.com/office/word/2018/wordml" xmlns:w16sdtdh="http://schemas.microsoft.com/office/word/2020/wordml/sdtdatahash" xmlns:w16sdtfl="http://schemas.microsoft.com/office/word/2024/wordml/sdtformatlock" xmlns:w16se="http://schemas.microsoft.com/office/word/2015/wordml/symex" xmlns:w16du="http://schemas.microsoft.com/office/word/2023/wordml/word16du" xmlns:wne="http://schemas.microsoft.com/office/word/2006/wordml" mc:Ignorable="w14 w15 w16se w16cid w16 w16cex w16sdtdh w16sdtfl w16du wp14">
   <w:sdt>
     <w:sdtPr>
       <w:rPr>
@@ -958,136 +632,8 @@
 </file>
 
 <file path=word/numbering.xml><?xml version="1.0" encoding="utf-8"?>
-<w:numbering xmlns:wpc="http://schemas.microsoft.com/office/word/2010/wordprocessingCanvas" xmlns:cx="http://schemas.microsoft.com/office/drawing/2014/chartex" xmlns:cx1="http://schemas.microsoft.com/office/drawing/2015/9/8/chartex" xmlns:cx2="http://schemas.microsoft.com/office/drawing/2015/10/21/chartex" xmlns:cx3="http://schemas.microsoft.com/office/drawing/2016/5/9/chartex" xmlns:cx4="http://schemas.microsoft.com/office/drawing/2016/5/10/chartex" xmlns:cx5="http://schemas.microsoft.com/office/drawing/2016/5/11/chartex" xmlns:cx6="http://schemas.microsoft.com/office/drawing/2016/5/12/chartex" xmlns:cx7="http://schemas.microsoft.com/office/drawing/2016/5/13/chartex" xmlns:cx8="http://schemas.microsoft.com/office/drawing/2016/5/14/chartex" xmlns:mc="http://schemas.openxmlformats.org/markup-compatibility/2006" xmlns:aink="http://schemas.microsoft.com/office/drawing/2016/ink" xmlns:am3d="http://schemas.microsoft.com/office/drawing/2017/model3d" xmlns:o="urn:schemas-microsoft-com:office:office" xmlns:oel="http://schemas.microsoft.com/office/2019/extlst" xmlns:r="http://schemas.openxmlformats.org/officeDocument/2006/relationships" xmlns:m="http://schemas.openxmlformats.org/officeDocument/2006/math" xmlns:v="urn:schemas-microsoft-com:vml" xmlns:wp14="http://schemas.microsoft.com/office/word/2010/wordprocessingDrawing" xmlns:wp="http://schemas.openxmlformats.org/drawingml/2006/wordprocessingDrawing" xmlns:w10="urn:schemas-microsoft-com:office:word" xmlns:w="http://schemas.openxmlformats.org/wordprocessingml/2006/main" xmlns:w14="http://schemas.microsoft.com/office/word/2010/wordml" xmlns:w15="http://schemas.microsoft.com/office/word/2012/wordml" xmlns:w16cex="http://schemas.microsoft.com/office/word/2018/wordml/cex" xmlns:w16cid="http://schemas.microsoft.com/office/word/2016/wordml/cid" xmlns:w16="http://schemas.microsoft.com/office/word/2018/wordml" xmlns:w16du="http://schemas.microsoft.com/office/word/2023/wordml/word16du" xmlns:w16sdtdh="http://schemas.microsoft.com/office/word/2020/wordml/sdtdatahash" xmlns:w16se="http://schemas.microsoft.com/office/word/2015/wordml/symex" xmlns:wpg="http://schemas.microsoft.com/office/word/2010/wordprocessingGroup" xmlns:wpi="http://schemas.microsoft.com/office/word/2010/wordprocessingInk" xmlns:wne="http://schemas.microsoft.com/office/word/2006/wordml" xmlns:wps="http://schemas.microsoft.com/office/word/2010/wordprocessingShape" mc:Ignorable="w14 w15 w16se w16cid w16 w16cex w16sdtdh w16du wp14">
+<w:numbering xmlns:wpc="http://schemas.microsoft.com/office/word/2010/wordprocessingCanvas" xmlns:cx="http://schemas.microsoft.com/office/drawing/2014/chartex" xmlns:cx1="http://schemas.microsoft.com/office/drawing/2015/9/8/chartex" xmlns:cx2="http://schemas.microsoft.com/office/drawing/2015/10/21/chartex" xmlns:cx3="http://schemas.microsoft.com/office/drawing/2016/5/9/chartex" xmlns:cx4="http://schemas.microsoft.com/office/drawing/2016/5/10/chartex" xmlns:cx5="http://schemas.microsoft.com/office/drawing/2016/5/11/chartex" xmlns:cx6="http://schemas.microsoft.com/office/drawing/2016/5/12/chartex" xmlns:cx7="http://schemas.microsoft.com/office/drawing/2016/5/13/chartex" xmlns:cx8="http://schemas.microsoft.com/office/drawing/2016/5/14/chartex" xmlns:mc="http://schemas.openxmlformats.org/markup-compatibility/2006" xmlns:m="http://schemas.openxmlformats.org/officeDocument/2006/math" xmlns:aink="http://schemas.microsoft.com/office/drawing/2016/ink" xmlns:am3d="http://schemas.microsoft.com/office/drawing/2017/model3d" xmlns:oel="http://schemas.microsoft.com/office/2019/extlst" xmlns:r="http://schemas.openxmlformats.org/officeDocument/2006/relationships" xmlns:wp14="http://schemas.microsoft.com/office/word/2010/wordprocessingDrawing" xmlns:wp="http://schemas.openxmlformats.org/drawingml/2006/wordprocessingDrawing" xmlns:wpg="http://schemas.microsoft.com/office/word/2010/wordprocessingGroup" xmlns:wpi="http://schemas.microsoft.com/office/word/2010/wordprocessingInk" xmlns:wps="http://schemas.microsoft.com/office/word/2010/wordprocessingShape" xmlns:o="urn:schemas-microsoft-com:office:office" xmlns:v="urn:schemas-microsoft-com:vml" xmlns:w10="urn:schemas-microsoft-com:office:word" xmlns:w="http://schemas.openxmlformats.org/wordprocessingml/2006/main" xmlns:w14="http://schemas.microsoft.com/office/word/2010/wordml" xmlns:w15="http://schemas.microsoft.com/office/word/2012/wordml" xmlns:w16cex="http://schemas.microsoft.com/office/word/2018/wordml/cex" xmlns:w16cid="http://schemas.microsoft.com/office/word/2016/wordml/cid" xmlns:w16="http://schemas.microsoft.com/office/word/2018/wordml" xmlns:w16sdtdh="http://schemas.microsoft.com/office/word/2020/wordml/sdtdatahash" xmlns:w16sdtfl="http://schemas.microsoft.com/office/word/2024/wordml/sdtformatlock" xmlns:w16se="http://schemas.microsoft.com/office/word/2015/wordml/symex" xmlns:w16du="http://schemas.microsoft.com/office/word/2023/wordml/word16du" xmlns:wne="http://schemas.microsoft.com/office/word/2006/wordml" mc:Ignorable="w14 w15 w16se w16cid w16 w16cex w16sdtdh w16sdtfl w16du wp14">
   <w:abstractNum w:abstractNumId="0" w15:restartNumberingAfterBreak="0">
-    <w:nsid w:val="FFFFFF7C"/>
-    <w:multiLevelType w:val="singleLevel"/>
-    <w:tmpl w:val="2A22A09E"/>
-    <w:lvl w:ilvl="0">
-      <w:start w:val="1"/>
-      <w:numFmt w:val="decimal"/>
-      <w:lvlText w:val="%1."/>
-      <w:lvlJc w:val="left"/>
-      <w:pPr>
-        <w:tabs>
-          <w:tab w:val="num" w:pos="1492"/>
-        </w:tabs>
-        <w:ind w:left="1492" w:hanging="360"/>
-      </w:pPr>
-    </w:lvl>
-  </w:abstractNum>
-  <w:abstractNum w:abstractNumId="1" w15:restartNumberingAfterBreak="0">
-    <w:nsid w:val="FFFFFF7D"/>
-    <w:multiLevelType w:val="singleLevel"/>
-    <w:tmpl w:val="D97E4F24"/>
-    <w:lvl w:ilvl="0">
-      <w:start w:val="1"/>
-      <w:numFmt w:val="decimal"/>
-      <w:lvlText w:val="%1."/>
-      <w:lvlJc w:val="left"/>
-      <w:pPr>
-        <w:tabs>
-          <w:tab w:val="num" w:pos="1209"/>
-        </w:tabs>
-        <w:ind w:left="1209" w:hanging="360"/>
-      </w:pPr>
-    </w:lvl>
-  </w:abstractNum>
-  <w:abstractNum w:abstractNumId="2" w15:restartNumberingAfterBreak="0">
-    <w:nsid w:val="FFFFFF7E"/>
-    <w:multiLevelType w:val="singleLevel"/>
-    <w:tmpl w:val="1936AA3E"/>
-    <w:lvl w:ilvl="0">
-      <w:start w:val="1"/>
-      <w:numFmt w:val="decimal"/>
-      <w:lvlText w:val="%1."/>
-      <w:lvlJc w:val="left"/>
-      <w:pPr>
-        <w:tabs>
-          <w:tab w:val="num" w:pos="926"/>
-        </w:tabs>
-        <w:ind w:left="926" w:hanging="360"/>
-      </w:pPr>
-    </w:lvl>
-  </w:abstractNum>
-  <w:abstractNum w:abstractNumId="3" w15:restartNumberingAfterBreak="0">
-    <w:nsid w:val="FFFFFF7F"/>
-    <w:multiLevelType w:val="singleLevel"/>
-    <w:tmpl w:val="9D30C876"/>
-    <w:lvl w:ilvl="0">
-      <w:start w:val="1"/>
-      <w:numFmt w:val="decimal"/>
-      <w:lvlText w:val="%1."/>
-      <w:lvlJc w:val="left"/>
-      <w:pPr>
-        <w:tabs>
-          <w:tab w:val="num" w:pos="643"/>
-        </w:tabs>
-        <w:ind w:left="643" w:hanging="360"/>
-      </w:pPr>
-    </w:lvl>
-  </w:abstractNum>
-  <w:abstractNum w:abstractNumId="4" w15:restartNumberingAfterBreak="0">
-    <w:nsid w:val="FFFFFF80"/>
-    <w:multiLevelType w:val="singleLevel"/>
-    <w:tmpl w:val="34DC30E0"/>
-    <w:lvl w:ilvl="0">
-      <w:start w:val="1"/>
-      <w:numFmt w:val="bullet"/>
-      <w:lvlText w:val=""/>
-      <w:lvlJc w:val="left"/>
-      <w:pPr>
-        <w:tabs>
-          <w:tab w:val="num" w:pos="1492"/>
-        </w:tabs>
-        <w:ind w:left="1492" w:hanging="360"/>
-      </w:pPr>
-      <w:rPr>
-        <w:rFonts w:ascii="Symbol" w:hAnsi="Symbol" w:hint="default"/>
-      </w:rPr>
-    </w:lvl>
-  </w:abstractNum>
-  <w:abstractNum w:abstractNumId="5" w15:restartNumberingAfterBreak="0">
-    <w:nsid w:val="FFFFFF81"/>
-    <w:multiLevelType w:val="singleLevel"/>
-    <w:tmpl w:val="47166CA8"/>
-    <w:lvl w:ilvl="0">
-      <w:start w:val="1"/>
-      <w:numFmt w:val="bullet"/>
-      <w:lvlText w:val=""/>
-      <w:lvlJc w:val="left"/>
-      <w:pPr>
-        <w:tabs>
-          <w:tab w:val="num" w:pos="1209"/>
-        </w:tabs>
-        <w:ind w:left="1209" w:hanging="360"/>
-      </w:pPr>
-      <w:rPr>
-        <w:rFonts w:ascii="Symbol" w:hAnsi="Symbol" w:hint="default"/>
-      </w:rPr>
-    </w:lvl>
-  </w:abstractNum>
-  <w:abstractNum w:abstractNumId="6" w15:restartNumberingAfterBreak="0">
-    <w:nsid w:val="FFFFFF82"/>
-    <w:multiLevelType w:val="singleLevel"/>
-    <w:tmpl w:val="8012AA98"/>
-    <w:lvl w:ilvl="0">
-      <w:start w:val="1"/>
-      <w:numFmt w:val="bullet"/>
-      <w:lvlText w:val=""/>
-      <w:lvlJc w:val="left"/>
-      <w:pPr>
-        <w:tabs>
-          <w:tab w:val="num" w:pos="926"/>
-        </w:tabs>
-        <w:ind w:left="926" w:hanging="360"/>
-      </w:pPr>
-      <w:rPr>
-        <w:rFonts w:ascii="Symbol" w:hAnsi="Symbol" w:hint="default"/>
-      </w:rPr>
-    </w:lvl>
-  </w:abstractNum>
-  <w:abstractNum w:abstractNumId="7" w15:restartNumberingAfterBreak="0">
     <w:nsid w:val="FFFFFF83"/>
     <w:multiLevelType w:val="singleLevel"/>
     <w:tmpl w:val="0792EB96"/>
@@ -1105,24 +651,7 @@
       </w:rPr>
     </w:lvl>
   </w:abstractNum>
-  <w:abstractNum w:abstractNumId="8" w15:restartNumberingAfterBreak="0">
-    <w:nsid w:val="FFFFFF88"/>
-    <w:multiLevelType w:val="singleLevel"/>
-    <w:tmpl w:val="94BEE5A6"/>
-    <w:lvl w:ilvl="0">
-      <w:start w:val="1"/>
-      <w:numFmt w:val="decimal"/>
-      <w:lvlText w:val="%1."/>
-      <w:lvlJc w:val="left"/>
-      <w:pPr>
-        <w:tabs>
-          <w:tab w:val="num" w:pos="360"/>
-        </w:tabs>
-        <w:ind w:left="360" w:hanging="360"/>
-      </w:pPr>
-    </w:lvl>
-  </w:abstractNum>
-  <w:abstractNum w:abstractNumId="9" w15:restartNumberingAfterBreak="0">
+  <w:abstractNum w:abstractNumId="1" w15:restartNumberingAfterBreak="0">
     <w:nsid w:val="FFFFFF89"/>
     <w:multiLevelType w:val="singleLevel"/>
     <w:tmpl w:val="9714592A"/>
@@ -1140,224 +669,7 @@
       </w:rPr>
     </w:lvl>
   </w:abstractNum>
-  <w:abstractNum w:abstractNumId="10" w15:restartNumberingAfterBreak="0">
-    <w:nsid w:val="170CD2DE"/>
-    <w:multiLevelType w:val="multilevel"/>
-    <w:tmpl w:val="1524846E"/>
-    <w:lvl w:ilvl="0">
-      <w:numFmt w:val="bullet"/>
-      <w:lvlText w:val=" "/>
-      <w:lvlJc w:val="left"/>
-      <w:pPr>
-        <w:tabs>
-          <w:tab w:val="num" w:pos="0"/>
-        </w:tabs>
-        <w:ind w:left="480" w:hanging="480"/>
-      </w:pPr>
-    </w:lvl>
-    <w:lvl w:ilvl="1">
-      <w:numFmt w:val="bullet"/>
-      <w:lvlText w:val=" "/>
-      <w:lvlJc w:val="left"/>
-      <w:pPr>
-        <w:tabs>
-          <w:tab w:val="num" w:pos="720"/>
-        </w:tabs>
-        <w:ind w:left="1200" w:hanging="480"/>
-      </w:pPr>
-    </w:lvl>
-    <w:lvl w:ilvl="2">
-      <w:numFmt w:val="bullet"/>
-      <w:lvlText w:val=" "/>
-      <w:lvlJc w:val="left"/>
-      <w:pPr>
-        <w:tabs>
-          <w:tab w:val="num" w:pos="1440"/>
-        </w:tabs>
-        <w:ind w:left="1920" w:hanging="480"/>
-      </w:pPr>
-    </w:lvl>
-    <w:lvl w:ilvl="3">
-      <w:numFmt w:val="bullet"/>
-      <w:lvlText w:val=" "/>
-      <w:lvlJc w:val="left"/>
-      <w:pPr>
-        <w:tabs>
-          <w:tab w:val="num" w:pos="2160"/>
-        </w:tabs>
-        <w:ind w:left="2640" w:hanging="480"/>
-      </w:pPr>
-    </w:lvl>
-    <w:lvl w:ilvl="4">
-      <w:numFmt w:val="bullet"/>
-      <w:lvlText w:val=" "/>
-      <w:lvlJc w:val="left"/>
-      <w:pPr>
-        <w:tabs>
-          <w:tab w:val="num" w:pos="2880"/>
-        </w:tabs>
-        <w:ind w:left="3360" w:hanging="480"/>
-      </w:pPr>
-    </w:lvl>
-    <w:lvl w:ilvl="5">
-      <w:numFmt w:val="bullet"/>
-      <w:lvlText w:val=" "/>
-      <w:lvlJc w:val="left"/>
-      <w:pPr>
-        <w:tabs>
-          <w:tab w:val="num" w:pos="3600"/>
-        </w:tabs>
-        <w:ind w:left="4080" w:hanging="480"/>
-      </w:pPr>
-    </w:lvl>
-    <w:lvl w:ilvl="6">
-      <w:numFmt w:val="bullet"/>
-      <w:lvlText w:val=" "/>
-      <w:lvlJc w:val="left"/>
-      <w:pPr>
-        <w:tabs>
-          <w:tab w:val="num" w:pos="4320"/>
-        </w:tabs>
-        <w:ind w:left="4800" w:hanging="480"/>
-      </w:pPr>
-    </w:lvl>
-    <w:lvl w:ilvl="7">
-      <w:numFmt w:val="bullet"/>
-      <w:lvlText w:val=" "/>
-      <w:lvlJc w:val="left"/>
-      <w:pPr>
-        <w:tabs>
-          <w:tab w:val="num" w:pos="5040"/>
-        </w:tabs>
-        <w:ind w:left="5520" w:hanging="480"/>
-      </w:pPr>
-    </w:lvl>
-    <w:lvl w:ilvl="8">
-      <w:numFmt w:val="bullet"/>
-      <w:lvlText w:val=" "/>
-      <w:lvlJc w:val="left"/>
-      <w:pPr>
-        <w:tabs>
-          <w:tab w:val="num" w:pos="5760"/>
-        </w:tabs>
-        <w:ind w:left="6240" w:hanging="480"/>
-      </w:pPr>
-    </w:lvl>
-  </w:abstractNum>
-  <w:abstractNum w:abstractNumId="11" w15:restartNumberingAfterBreak="0">
-    <w:nsid w:val="26AB22A5"/>
-    <w:multiLevelType w:val="hybridMultilevel"/>
-    <w:tmpl w:val="AFF0244E"/>
-    <w:lvl w:ilvl="0" w:tplc="08090001">
-      <w:start w:val="1"/>
-      <w:numFmt w:val="bullet"/>
-      <w:lvlText w:val=""/>
-      <w:lvlJc w:val="left"/>
-      <w:pPr>
-        <w:ind w:left="720" w:hanging="360"/>
-      </w:pPr>
-      <w:rPr>
-        <w:rFonts w:ascii="Symbol" w:hAnsi="Symbol" w:hint="default"/>
-      </w:rPr>
-    </w:lvl>
-    <w:lvl w:ilvl="1" w:tplc="08090003" w:tentative="1">
-      <w:start w:val="1"/>
-      <w:numFmt w:val="bullet"/>
-      <w:lvlText w:val="o"/>
-      <w:lvlJc w:val="left"/>
-      <w:pPr>
-        <w:ind w:left="1440" w:hanging="360"/>
-      </w:pPr>
-      <w:rPr>
-        <w:rFonts w:ascii="Courier New" w:hAnsi="Courier New" w:hint="default"/>
-      </w:rPr>
-    </w:lvl>
-    <w:lvl w:ilvl="2" w:tplc="08090005" w:tentative="1">
-      <w:start w:val="1"/>
-      <w:numFmt w:val="bullet"/>
-      <w:lvlText w:val=""/>
-      <w:lvlJc w:val="left"/>
-      <w:pPr>
-        <w:ind w:left="2160" w:hanging="360"/>
-      </w:pPr>
-      <w:rPr>
-        <w:rFonts w:ascii="Wingdings" w:hAnsi="Wingdings" w:hint="default"/>
-      </w:rPr>
-    </w:lvl>
-    <w:lvl w:ilvl="3" w:tplc="08090001" w:tentative="1">
-      <w:start w:val="1"/>
-      <w:numFmt w:val="bullet"/>
-      <w:lvlText w:val=""/>
-      <w:lvlJc w:val="left"/>
-      <w:pPr>
-        <w:ind w:left="2880" w:hanging="360"/>
-      </w:pPr>
-      <w:rPr>
-        <w:rFonts w:ascii="Symbol" w:hAnsi="Symbol" w:hint="default"/>
-      </w:rPr>
-    </w:lvl>
-    <w:lvl w:ilvl="4" w:tplc="08090003" w:tentative="1">
-      <w:start w:val="1"/>
-      <w:numFmt w:val="bullet"/>
-      <w:lvlText w:val="o"/>
-      <w:lvlJc w:val="left"/>
-      <w:pPr>
-        <w:ind w:left="3600" w:hanging="360"/>
-      </w:pPr>
-      <w:rPr>
-        <w:rFonts w:ascii="Courier New" w:hAnsi="Courier New" w:hint="default"/>
-      </w:rPr>
-    </w:lvl>
-    <w:lvl w:ilvl="5" w:tplc="08090005" w:tentative="1">
-      <w:start w:val="1"/>
-      <w:numFmt w:val="bullet"/>
-      <w:lvlText w:val=""/>
-      <w:lvlJc w:val="left"/>
-      <w:pPr>
-        <w:ind w:left="4320" w:hanging="360"/>
-      </w:pPr>
-      <w:rPr>
-        <w:rFonts w:ascii="Wingdings" w:hAnsi="Wingdings" w:hint="default"/>
-      </w:rPr>
-    </w:lvl>
-    <w:lvl w:ilvl="6" w:tplc="08090001" w:tentative="1">
-      <w:start w:val="1"/>
-      <w:numFmt w:val="bullet"/>
-      <w:lvlText w:val=""/>
-      <w:lvlJc w:val="left"/>
-      <w:pPr>
-        <w:ind w:left="5040" w:hanging="360"/>
-      </w:pPr>
-      <w:rPr>
-        <w:rFonts w:ascii="Symbol" w:hAnsi="Symbol" w:hint="default"/>
-      </w:rPr>
-    </w:lvl>
-    <w:lvl w:ilvl="7" w:tplc="08090003" w:tentative="1">
-      <w:start w:val="1"/>
-      <w:numFmt w:val="bullet"/>
-      <w:lvlText w:val="o"/>
-      <w:lvlJc w:val="left"/>
-      <w:pPr>
-        <w:ind w:left="5760" w:hanging="360"/>
-      </w:pPr>
-      <w:rPr>
-        <w:rFonts w:ascii="Courier New" w:hAnsi="Courier New" w:hint="default"/>
-      </w:rPr>
-    </w:lvl>
-    <w:lvl w:ilvl="8" w:tplc="08090005" w:tentative="1">
-      <w:start w:val="1"/>
-      <w:numFmt w:val="bullet"/>
-      <w:lvlText w:val=""/>
-      <w:lvlJc w:val="left"/>
-      <w:pPr>
-        <w:ind w:left="6480" w:hanging="360"/>
-      </w:pPr>
-      <w:rPr>
-        <w:rFonts w:ascii="Wingdings" w:hAnsi="Wingdings" w:hint="default"/>
-      </w:rPr>
-    </w:lvl>
-  </w:abstractNum>
-  <w:abstractNum w:abstractNumId="12" w15:restartNumberingAfterBreak="0">
+  <w:abstractNum w:abstractNumId="2" w15:restartNumberingAfterBreak="0">
     <w:nsid w:val="54DB0BE3"/>
     <w:multiLevelType w:val="hybridMultilevel"/>
     <w:tmpl w:val="71B46F7A"/>
@@ -1470,380 +782,21 @@
       </w:rPr>
     </w:lvl>
   </w:abstractNum>
-  <w:num w:numId="1" w16cid:durableId="546576048">
-    <w:abstractNumId w:val="10"/>
-  </w:num>
-  <w:num w:numId="2" w16cid:durableId="1435780726">
+  <w:num w:numId="1" w16cid:durableId="1785999093">
     <w:abstractNumId w:val="0"/>
   </w:num>
-  <w:num w:numId="3" w16cid:durableId="1396507003">
+  <w:num w:numId="2" w16cid:durableId="2005233383">
     <w:abstractNumId w:val="1"/>
   </w:num>
-  <w:num w:numId="4" w16cid:durableId="257448859">
+  <w:num w:numId="3" w16cid:durableId="796678675">
     <w:abstractNumId w:val="2"/>
   </w:num>
-  <w:num w:numId="5" w16cid:durableId="1470828037">
-    <w:abstractNumId w:val="3"/>
-  </w:num>
-  <w:num w:numId="6" w16cid:durableId="68888956">
-    <w:abstractNumId w:val="8"/>
-  </w:num>
-  <w:num w:numId="7" w16cid:durableId="1060832693">
-    <w:abstractNumId w:val="4"/>
-  </w:num>
-  <w:num w:numId="8" w16cid:durableId="1061710292">
-    <w:abstractNumId w:val="5"/>
-  </w:num>
-  <w:num w:numId="9" w16cid:durableId="1786191827">
-    <w:abstractNumId w:val="6"/>
-  </w:num>
-  <w:num w:numId="10" w16cid:durableId="1785999093">
-    <w:abstractNumId w:val="7"/>
-  </w:num>
-  <w:num w:numId="11" w16cid:durableId="2005233383">
-    <w:abstractNumId w:val="9"/>
-  </w:num>
-  <w:num w:numId="12" w16cid:durableId="1239092939">
-    <w:abstractNumId w:val="0"/>
-  </w:num>
-  <w:num w:numId="13" w16cid:durableId="1085685770">
-    <w:abstractNumId w:val="1"/>
-  </w:num>
-  <w:num w:numId="14" w16cid:durableId="1557740079">
-    <w:abstractNumId w:val="2"/>
-  </w:num>
-  <w:num w:numId="15" w16cid:durableId="963317342">
-    <w:abstractNumId w:val="3"/>
-  </w:num>
-  <w:num w:numId="16" w16cid:durableId="1714427985">
-    <w:abstractNumId w:val="8"/>
-  </w:num>
-  <w:num w:numId="17" w16cid:durableId="1974865840">
-    <w:abstractNumId w:val="4"/>
-  </w:num>
-  <w:num w:numId="18" w16cid:durableId="1001466032">
-    <w:abstractNumId w:val="5"/>
-  </w:num>
-  <w:num w:numId="19" w16cid:durableId="1277639479">
-    <w:abstractNumId w:val="6"/>
-  </w:num>
-  <w:num w:numId="20" w16cid:durableId="1662583207">
-    <w:abstractNumId w:val="7"/>
-  </w:num>
-  <w:num w:numId="21" w16cid:durableId="1166363212">
-    <w:abstractNumId w:val="9"/>
-  </w:num>
-  <w:num w:numId="22" w16cid:durableId="1787140">
-    <w:abstractNumId w:val="0"/>
-  </w:num>
-  <w:num w:numId="23" w16cid:durableId="2072658541">
-    <w:abstractNumId w:val="1"/>
-  </w:num>
-  <w:num w:numId="24" w16cid:durableId="402147981">
-    <w:abstractNumId w:val="2"/>
-  </w:num>
-  <w:num w:numId="25" w16cid:durableId="1237016787">
-    <w:abstractNumId w:val="3"/>
-  </w:num>
-  <w:num w:numId="26" w16cid:durableId="1959797699">
-    <w:abstractNumId w:val="8"/>
-  </w:num>
-  <w:num w:numId="27" w16cid:durableId="616719641">
-    <w:abstractNumId w:val="4"/>
-  </w:num>
-  <w:num w:numId="28" w16cid:durableId="738863687">
-    <w:abstractNumId w:val="5"/>
-  </w:num>
-  <w:num w:numId="29" w16cid:durableId="1378823061">
-    <w:abstractNumId w:val="6"/>
-  </w:num>
-  <w:num w:numId="30" w16cid:durableId="267664076">
-    <w:abstractNumId w:val="7"/>
-  </w:num>
-  <w:num w:numId="31" w16cid:durableId="1780222983">
-    <w:abstractNumId w:val="9"/>
-  </w:num>
-  <w:num w:numId="32" w16cid:durableId="1943565854">
-    <w:abstractNumId w:val="0"/>
-  </w:num>
-  <w:num w:numId="33" w16cid:durableId="1566455830">
-    <w:abstractNumId w:val="1"/>
-  </w:num>
-  <w:num w:numId="34" w16cid:durableId="1107043497">
-    <w:abstractNumId w:val="2"/>
-  </w:num>
-  <w:num w:numId="35" w16cid:durableId="822350117">
-    <w:abstractNumId w:val="3"/>
-  </w:num>
-  <w:num w:numId="36" w16cid:durableId="436750292">
-    <w:abstractNumId w:val="8"/>
-  </w:num>
-  <w:num w:numId="37" w16cid:durableId="1712268190">
-    <w:abstractNumId w:val="4"/>
-  </w:num>
-  <w:num w:numId="38" w16cid:durableId="1872262333">
-    <w:abstractNumId w:val="5"/>
-  </w:num>
-  <w:num w:numId="39" w16cid:durableId="774789083">
-    <w:abstractNumId w:val="6"/>
-  </w:num>
-  <w:num w:numId="40" w16cid:durableId="1703939047">
-    <w:abstractNumId w:val="7"/>
-  </w:num>
-  <w:num w:numId="41" w16cid:durableId="16279755">
-    <w:abstractNumId w:val="9"/>
-  </w:num>
-  <w:num w:numId="42" w16cid:durableId="1833712061">
-    <w:abstractNumId w:val="0"/>
-  </w:num>
-  <w:num w:numId="43" w16cid:durableId="1963609424">
-    <w:abstractNumId w:val="1"/>
-  </w:num>
-  <w:num w:numId="44" w16cid:durableId="19821916">
-    <w:abstractNumId w:val="2"/>
-  </w:num>
-  <w:num w:numId="45" w16cid:durableId="1467507024">
-    <w:abstractNumId w:val="3"/>
-  </w:num>
-  <w:num w:numId="46" w16cid:durableId="36979322">
-    <w:abstractNumId w:val="8"/>
-  </w:num>
-  <w:num w:numId="47" w16cid:durableId="1277516186">
-    <w:abstractNumId w:val="4"/>
-  </w:num>
-  <w:num w:numId="48" w16cid:durableId="1439137562">
-    <w:abstractNumId w:val="5"/>
-  </w:num>
-  <w:num w:numId="49" w16cid:durableId="844829081">
-    <w:abstractNumId w:val="6"/>
-  </w:num>
-  <w:num w:numId="50" w16cid:durableId="808480072">
-    <w:abstractNumId w:val="7"/>
-  </w:num>
-  <w:num w:numId="51" w16cid:durableId="1582326021">
-    <w:abstractNumId w:val="9"/>
-  </w:num>
-  <w:num w:numId="52" w16cid:durableId="390689815">
-    <w:abstractNumId w:val="0"/>
-  </w:num>
-  <w:num w:numId="53" w16cid:durableId="319583476">
-    <w:abstractNumId w:val="1"/>
-  </w:num>
-  <w:num w:numId="54" w16cid:durableId="1702973257">
-    <w:abstractNumId w:val="2"/>
-  </w:num>
-  <w:num w:numId="55" w16cid:durableId="1599827459">
-    <w:abstractNumId w:val="3"/>
-  </w:num>
-  <w:num w:numId="56" w16cid:durableId="1958484434">
-    <w:abstractNumId w:val="8"/>
-  </w:num>
-  <w:num w:numId="57" w16cid:durableId="767117578">
-    <w:abstractNumId w:val="4"/>
-  </w:num>
-  <w:num w:numId="58" w16cid:durableId="1452019371">
-    <w:abstractNumId w:val="5"/>
-  </w:num>
-  <w:num w:numId="59" w16cid:durableId="1016494100">
-    <w:abstractNumId w:val="6"/>
-  </w:num>
-  <w:num w:numId="60" w16cid:durableId="1447458963">
-    <w:abstractNumId w:val="7"/>
-  </w:num>
-  <w:num w:numId="61" w16cid:durableId="219636143">
-    <w:abstractNumId w:val="9"/>
-  </w:num>
-  <w:num w:numId="62" w16cid:durableId="1422484365">
-    <w:abstractNumId w:val="0"/>
-  </w:num>
-  <w:num w:numId="63" w16cid:durableId="1494487506">
-    <w:abstractNumId w:val="1"/>
-  </w:num>
-  <w:num w:numId="64" w16cid:durableId="2106224323">
-    <w:abstractNumId w:val="2"/>
-  </w:num>
-  <w:num w:numId="65" w16cid:durableId="136801183">
-    <w:abstractNumId w:val="3"/>
-  </w:num>
-  <w:num w:numId="66" w16cid:durableId="2025356597">
-    <w:abstractNumId w:val="8"/>
-  </w:num>
-  <w:num w:numId="67" w16cid:durableId="1319993152">
-    <w:abstractNumId w:val="4"/>
-  </w:num>
-  <w:num w:numId="68" w16cid:durableId="330791887">
-    <w:abstractNumId w:val="5"/>
-  </w:num>
-  <w:num w:numId="69" w16cid:durableId="1475370150">
-    <w:abstractNumId w:val="6"/>
-  </w:num>
-  <w:num w:numId="70" w16cid:durableId="222909427">
-    <w:abstractNumId w:val="7"/>
-  </w:num>
-  <w:num w:numId="71" w16cid:durableId="304628207">
-    <w:abstractNumId w:val="9"/>
-  </w:num>
-  <w:num w:numId="72" w16cid:durableId="1531532987">
-    <w:abstractNumId w:val="0"/>
-  </w:num>
-  <w:num w:numId="73" w16cid:durableId="1993288168">
-    <w:abstractNumId w:val="1"/>
-  </w:num>
-  <w:num w:numId="74" w16cid:durableId="1954508815">
-    <w:abstractNumId w:val="2"/>
-  </w:num>
-  <w:num w:numId="75" w16cid:durableId="1474519934">
-    <w:abstractNumId w:val="3"/>
-  </w:num>
-  <w:num w:numId="76" w16cid:durableId="379480694">
-    <w:abstractNumId w:val="8"/>
-  </w:num>
-  <w:num w:numId="77" w16cid:durableId="649482168">
-    <w:abstractNumId w:val="4"/>
-  </w:num>
-  <w:num w:numId="78" w16cid:durableId="1794402045">
-    <w:abstractNumId w:val="5"/>
-  </w:num>
-  <w:num w:numId="79" w16cid:durableId="2100133045">
-    <w:abstractNumId w:val="6"/>
-  </w:num>
-  <w:num w:numId="80" w16cid:durableId="1933463958">
-    <w:abstractNumId w:val="7"/>
-  </w:num>
-  <w:num w:numId="81" w16cid:durableId="1425305461">
-    <w:abstractNumId w:val="9"/>
-  </w:num>
-  <w:num w:numId="82" w16cid:durableId="1851288291">
-    <w:abstractNumId w:val="0"/>
-  </w:num>
-  <w:num w:numId="83" w16cid:durableId="1384207595">
-    <w:abstractNumId w:val="1"/>
-  </w:num>
-  <w:num w:numId="84" w16cid:durableId="489951596">
-    <w:abstractNumId w:val="2"/>
-  </w:num>
-  <w:num w:numId="85" w16cid:durableId="2037073952">
-    <w:abstractNumId w:val="3"/>
-  </w:num>
-  <w:num w:numId="86" w16cid:durableId="1706755216">
-    <w:abstractNumId w:val="8"/>
-  </w:num>
-  <w:num w:numId="87" w16cid:durableId="332996971">
-    <w:abstractNumId w:val="4"/>
-  </w:num>
-  <w:num w:numId="88" w16cid:durableId="860557314">
-    <w:abstractNumId w:val="5"/>
-  </w:num>
-  <w:num w:numId="89" w16cid:durableId="808088673">
-    <w:abstractNumId w:val="6"/>
-  </w:num>
-  <w:num w:numId="90" w16cid:durableId="196700016">
-    <w:abstractNumId w:val="7"/>
-  </w:num>
-  <w:num w:numId="91" w16cid:durableId="540672779">
-    <w:abstractNumId w:val="9"/>
-  </w:num>
-  <w:num w:numId="92" w16cid:durableId="1791168087">
-    <w:abstractNumId w:val="0"/>
-  </w:num>
-  <w:num w:numId="93" w16cid:durableId="297805212">
-    <w:abstractNumId w:val="1"/>
-  </w:num>
-  <w:num w:numId="94" w16cid:durableId="402870037">
-    <w:abstractNumId w:val="2"/>
-  </w:num>
-  <w:num w:numId="95" w16cid:durableId="820272685">
-    <w:abstractNumId w:val="3"/>
-  </w:num>
-  <w:num w:numId="96" w16cid:durableId="1318806120">
-    <w:abstractNumId w:val="8"/>
-  </w:num>
-  <w:num w:numId="97" w16cid:durableId="1338075602">
-    <w:abstractNumId w:val="4"/>
-  </w:num>
-  <w:num w:numId="98" w16cid:durableId="787818067">
-    <w:abstractNumId w:val="5"/>
-  </w:num>
-  <w:num w:numId="99" w16cid:durableId="1270236133">
-    <w:abstractNumId w:val="6"/>
-  </w:num>
-  <w:num w:numId="100" w16cid:durableId="771122526">
-    <w:abstractNumId w:val="7"/>
-  </w:num>
-  <w:num w:numId="101" w16cid:durableId="1967547110">
-    <w:abstractNumId w:val="9"/>
-  </w:num>
-  <w:num w:numId="102" w16cid:durableId="24605631">
-    <w:abstractNumId w:val="0"/>
-  </w:num>
-  <w:num w:numId="103" w16cid:durableId="367267588">
-    <w:abstractNumId w:val="1"/>
-  </w:num>
-  <w:num w:numId="104" w16cid:durableId="570165139">
-    <w:abstractNumId w:val="2"/>
-  </w:num>
-  <w:num w:numId="105" w16cid:durableId="510219693">
-    <w:abstractNumId w:val="3"/>
-  </w:num>
-  <w:num w:numId="106" w16cid:durableId="356665812">
-    <w:abstractNumId w:val="8"/>
-  </w:num>
-  <w:num w:numId="107" w16cid:durableId="555749914">
-    <w:abstractNumId w:val="4"/>
-  </w:num>
-  <w:num w:numId="108" w16cid:durableId="1642811423">
-    <w:abstractNumId w:val="5"/>
-  </w:num>
-  <w:num w:numId="109" w16cid:durableId="1601791790">
-    <w:abstractNumId w:val="6"/>
-  </w:num>
-  <w:num w:numId="110" w16cid:durableId="556473793">
-    <w:abstractNumId w:val="7"/>
-  </w:num>
-  <w:num w:numId="111" w16cid:durableId="1517772421">
-    <w:abstractNumId w:val="9"/>
-  </w:num>
-  <w:num w:numId="112" w16cid:durableId="1888950423">
-    <w:abstractNumId w:val="0"/>
-  </w:num>
-  <w:num w:numId="113" w16cid:durableId="410466713">
-    <w:abstractNumId w:val="1"/>
-  </w:num>
-  <w:num w:numId="114" w16cid:durableId="401565552">
-    <w:abstractNumId w:val="2"/>
-  </w:num>
-  <w:num w:numId="115" w16cid:durableId="44456006">
-    <w:abstractNumId w:val="3"/>
-  </w:num>
-  <w:num w:numId="116" w16cid:durableId="398745621">
-    <w:abstractNumId w:val="8"/>
-  </w:num>
-  <w:num w:numId="117" w16cid:durableId="2119593267">
-    <w:abstractNumId w:val="4"/>
-  </w:num>
-  <w:num w:numId="118" w16cid:durableId="394933675">
-    <w:abstractNumId w:val="5"/>
-  </w:num>
-  <w:num w:numId="119" w16cid:durableId="1896815108">
-    <w:abstractNumId w:val="6"/>
-  </w:num>
-  <w:num w:numId="120" w16cid:durableId="624236637">
-    <w:abstractNumId w:val="7"/>
-  </w:num>
-  <w:num w:numId="121" w16cid:durableId="2132822745">
-    <w:abstractNumId w:val="9"/>
-  </w:num>
-  <w:num w:numId="122" w16cid:durableId="815142860">
-    <w:abstractNumId w:val="11"/>
-  </w:num>
-  <w:num w:numId="123" w16cid:durableId="796678675">
-    <w:abstractNumId w:val="12"/>
-  </w:num>
+  <w:numIdMacAtCleanup w:val="3"/>
 </w:numbering>
 </file>
 
 <file path=word/styles.xml><?xml version="1.0" encoding="utf-8"?>
-<w:styles xmlns:mc="http://schemas.openxmlformats.org/markup-compatibility/2006" xmlns:r="http://schemas.openxmlformats.org/officeDocument/2006/relationships" xmlns:w="http://schemas.openxmlformats.org/wordprocessingml/2006/main" xmlns:w14="http://schemas.microsoft.com/office/word/2010/wordml" xmlns:w15="http://schemas.microsoft.com/office/word/2012/wordml" xmlns:w16cex="http://schemas.microsoft.com/office/word/2018/wordml/cex" xmlns:w16cid="http://schemas.microsoft.com/office/word/2016/wordml/cid" xmlns:w16="http://schemas.microsoft.com/office/word/2018/wordml" xmlns:w16du="http://schemas.microsoft.com/office/word/2023/wordml/word16du" xmlns:w16sdtdh="http://schemas.microsoft.com/office/word/2020/wordml/sdtdatahash" xmlns:w16se="http://schemas.microsoft.com/office/word/2015/wordml/symex" mc:Ignorable="w14 w15 w16se w16cid w16 w16cex w16sdtdh w16du">
+<w:styles xmlns:mc="http://schemas.openxmlformats.org/markup-compatibility/2006" xmlns:r="http://schemas.openxmlformats.org/officeDocument/2006/relationships" xmlns:w="http://schemas.openxmlformats.org/wordprocessingml/2006/main" xmlns:w14="http://schemas.microsoft.com/office/word/2010/wordml" xmlns:w15="http://schemas.microsoft.com/office/word/2012/wordml" xmlns:w16cex="http://schemas.microsoft.com/office/word/2018/wordml/cex" xmlns:w16cid="http://schemas.microsoft.com/office/word/2016/wordml/cid" xmlns:w16="http://schemas.microsoft.com/office/word/2018/wordml" xmlns:w16sdtdh="http://schemas.microsoft.com/office/word/2020/wordml/sdtdatahash" xmlns:w16sdtfl="http://schemas.microsoft.com/office/word/2024/wordml/sdtformatlock" xmlns:w16se="http://schemas.microsoft.com/office/word/2015/wordml/symex" xmlns:w16du="http://schemas.microsoft.com/office/word/2023/wordml/word16du" mc:Ignorable="w14 w15 w16se w16cid w16 w16cex w16sdtdh w16sdtfl w16du">
   <w:docDefaults>
     <w:rPrDefault>
       <w:rPr>
@@ -2200,13 +1153,13 @@
   <w:style w:type="paragraph" w:default="1" w:styleId="Normal">
     <w:name w:val="Normal"/>
     <w:qFormat/>
-    <w:rsid w:val="00592910"/>
+    <w:rsid w:val="005B0CC9"/>
     <w:pPr>
       <w:spacing w:line="360" w:lineRule="auto"/>
       <w:jc w:val="both"/>
     </w:pPr>
     <w:rPr>
-      <w:rFonts w:asciiTheme="majorHAnsi" w:eastAsia="STHeiti" w:hAnsiTheme="majorHAnsi" w:cs="Times New Roman (Body CS)"/>
+      <w:rFonts w:ascii="Calibri" w:eastAsia="Kaiti SC" w:hAnsi="Calibri" w:cs="Times New Roman (Body CS)"/>
       <w:kern w:val="10"/>
       <w14:ligatures w14:val="standard"/>
       <w14:numForm w14:val="oldStyle"/>
@@ -2426,11 +1379,6 @@
     <w:uiPriority w:val="1"/>
     <w:semiHidden/>
     <w:unhideWhenUsed/>
-    <w:rsid w:val="00592910"/>
-    <w:rPr>
-      <w:rFonts w:asciiTheme="majorHAnsi" w:eastAsia="STHeiti" w:hAnsiTheme="majorHAnsi"/>
-      <w:sz w:val="24"/>
-    </w:rPr>
   </w:style>
   <w:style w:type="table" w:default="1" w:styleId="TableNormal">
     <w:name w:val="Normal Table"/>
@@ -2458,7 +1406,7 @@
     <w:basedOn w:val="Normal"/>
     <w:link w:val="BodyTextChar"/>
     <w:qFormat/>
-    <w:rsid w:val="009459D1"/>
+    <w:rsid w:val="005B0CC9"/>
     <w:pPr>
       <w:spacing w:before="180" w:after="180"/>
     </w:pPr>
@@ -2477,13 +1425,10 @@
     <w:name w:val="Compact"/>
     <w:basedOn w:val="BodyText"/>
     <w:qFormat/>
-    <w:rsid w:val="00CC423E"/>
+    <w:rsid w:val="00293992"/>
     <w:pPr>
       <w:spacing w:before="36" w:after="36"/>
     </w:pPr>
-    <w:rPr>
-      <w:rFonts w:ascii="Alegreya Sans" w:hAnsi="Alegreya Sans"/>
-    </w:rPr>
   </w:style>
   <w:style w:type="paragraph" w:styleId="Title">
     <w:name w:val="Title"/>
@@ -2587,7 +1532,7 @@
     <w:uiPriority w:val="9"/>
     <w:unhideWhenUsed/>
     <w:qFormat/>
-    <w:rsid w:val="00D93EC2"/>
+    <w:rsid w:val="005B0CC9"/>
     <w:pPr>
       <w:pBdr>
         <w:top w:val="dotted" w:sz="4" w:space="4" w:color="BFBFBF" w:themeColor="background1" w:themeShade="BF"/>
@@ -2599,7 +1544,7 @@
       <w:contextualSpacing/>
     </w:pPr>
     <w:rPr>
-      <w:rFonts w:ascii="Alegreya Sans" w:hAnsi="Alegreya Sans"/>
+      <w:rFonts w:ascii="Calibri Light" w:hAnsi="Calibri Light"/>
       <w:i/>
     </w:rPr>
   </w:style>
@@ -2609,10 +1554,9 @@
     <w:uiPriority w:val="9"/>
     <w:unhideWhenUsed/>
     <w:qFormat/>
-    <w:rsid w:val="00DB3301"/>
-    <w:rPr>
-      <w:rFonts w:ascii="Alegreya Sans" w:hAnsi="Alegreya Sans"/>
-      <w:sz w:val="22"/>
+    <w:rsid w:val="00293992"/>
+    <w:rPr>
+      <w:sz w:val="21"/>
     </w:rPr>
   </w:style>
   <w:style w:type="table" w:customStyle="1" w:styleId="Table">
@@ -2648,14 +1592,13 @@
     <w:name w:val="Definition Term"/>
     <w:basedOn w:val="Normal"/>
     <w:next w:val="Definition"/>
-    <w:rsid w:val="00DA645B"/>
+    <w:rsid w:val="005B0CC9"/>
     <w:pPr>
       <w:keepNext/>
       <w:keepLines/>
       <w:spacing w:after="0" w:line="240" w:lineRule="auto"/>
     </w:pPr>
     <w:rPr>
-      <w:rFonts w:ascii="Alegreya Sans" w:hAnsi="Alegreya Sans"/>
       <w:b/>
       <w:i/>
     </w:rPr>
@@ -2678,7 +1621,7 @@
   <w:style w:type="paragraph" w:customStyle="1" w:styleId="TableCaption">
     <w:name w:val="Table Caption"/>
     <w:basedOn w:val="Caption"/>
-    <w:rsid w:val="00EF48C7"/>
+    <w:rsid w:val="00293992"/>
     <w:pPr>
       <w:keepNext/>
       <w:pBdr>
@@ -2686,9 +1629,6 @@
       </w:pBdr>
       <w:spacing w:before="240" w:after="0"/>
     </w:pPr>
-    <w:rPr>
-      <w:rFonts w:ascii="Alegreya Sans" w:hAnsi="Alegreya Sans"/>
-    </w:rPr>
   </w:style>
   <w:style w:type="paragraph" w:customStyle="1" w:styleId="ImageCaption">
     <w:name w:val="Image Caption"/>
@@ -2724,9 +1664,9 @@
   <w:style w:type="character" w:customStyle="1" w:styleId="VerbatimChar">
     <w:name w:val="Verbatim Char"/>
     <w:basedOn w:val="CaptionChar"/>
-    <w:rsid w:val="00D93EC2"/>
-    <w:rPr>
-      <w:rFonts w:ascii="Rec Mono Duotone" w:eastAsia="STHeiti" w:hAnsi="Rec Mono Duotone"/>
+    <w:rsid w:val="008F0453"/>
+    <w:rPr>
+      <w:rFonts w:ascii="Cascadia Code" w:eastAsia="STHeiti" w:hAnsi="Cascadia Code"/>
       <w:sz w:val="21"/>
     </w:rPr>
   </w:style>
@@ -2793,11 +1733,10 @@
     <w:name w:val="Body Text Char"/>
     <w:basedOn w:val="DefaultParagraphFont"/>
     <w:link w:val="BodyText"/>
-    <w:rsid w:val="009459D1"/>
-    <w:rPr>
-      <w:rFonts w:ascii="Alegreya" w:eastAsia="STHeiti" w:hAnsi="Alegreya" w:cs="Times New Roman (Body CS)"/>
+    <w:rsid w:val="005B0CC9"/>
+    <w:rPr>
+      <w:rFonts w:asciiTheme="majorHAnsi" w:eastAsia="Kaiti SC" w:hAnsiTheme="majorHAnsi" w:cs="Times New Roman (Body CS)"/>
       <w:kern w:val="11"/>
-      <w:sz w:val="24"/>
       <w14:ligatures w14:val="standardContextual"/>
       <w14:numForm w14:val="oldStyle"/>
       <w14:numSpacing w14:val="proportional"/>
@@ -3056,14 +1995,11 @@
   <w:style w:type="paragraph" w:styleId="ListParagraph">
     <w:name w:val="List Paragraph"/>
     <w:basedOn w:val="Normal"/>
-    <w:rsid w:val="00CC423E"/>
+    <w:rsid w:val="00293992"/>
     <w:pPr>
       <w:ind w:left="720"/>
       <w:contextualSpacing/>
     </w:pPr>
-    <w:rPr>
-      <w:rFonts w:ascii="Alegreya Sans" w:hAnsi="Alegreya Sans"/>
-    </w:rPr>
   </w:style>
   <w:style w:type="paragraph" w:styleId="List">
     <w:name w:val="List"/>
@@ -3084,7 +2020,7 @@
     <w:rsid w:val="00722110"/>
     <w:pPr>
       <w:numPr>
-        <w:numId w:val="11"/>
+        <w:numId w:val="2"/>
       </w:numPr>
       <w:contextualSpacing/>
     </w:pPr>
@@ -3097,7 +2033,7 @@
     <w:rsid w:val="00722110"/>
     <w:pPr>
       <w:numPr>
-        <w:numId w:val="10"/>
+        <w:numId w:val="1"/>
       </w:numPr>
       <w:contextualSpacing/>
     </w:pPr>
@@ -3219,11 +2155,18 @@
       <w14:cntxtAlts/>
     </w:rPr>
   </w:style>
+  <w:style w:type="character" w:styleId="PageNumber">
+    <w:name w:val="page number"/>
+    <w:basedOn w:val="DefaultParagraphFont"/>
+    <w:semiHidden/>
+    <w:unhideWhenUsed/>
+    <w:rsid w:val="005E647E"/>
+  </w:style>
 </w:styles>
 </file>
 
 <file path=word/glossary/document.xml><?xml version="1.0" encoding="utf-8"?>
-<w:glossaryDocument xmlns:wpc="http://schemas.microsoft.com/office/word/2010/wordprocessingCanvas" xmlns:cx="http://schemas.microsoft.com/office/drawing/2014/chartex" xmlns:cx1="http://schemas.microsoft.com/office/drawing/2015/9/8/chartex" xmlns:cx2="http://schemas.microsoft.com/office/drawing/2015/10/21/chartex" xmlns:cx3="http://schemas.microsoft.com/office/drawing/2016/5/9/chartex" xmlns:cx4="http://schemas.microsoft.com/office/drawing/2016/5/10/chartex" xmlns:cx5="http://schemas.microsoft.com/office/drawing/2016/5/11/chartex" xmlns:cx6="http://schemas.microsoft.com/office/drawing/2016/5/12/chartex" xmlns:cx7="http://schemas.microsoft.com/office/drawing/2016/5/13/chartex" xmlns:cx8="http://schemas.microsoft.com/office/drawing/2016/5/14/chartex" xmlns:mc="http://schemas.openxmlformats.org/markup-compatibility/2006" xmlns:aink="http://schemas.microsoft.com/office/drawing/2016/ink" xmlns:am3d="http://schemas.microsoft.com/office/drawing/2017/model3d" xmlns:o="urn:schemas-microsoft-com:office:office" xmlns:oel="http://schemas.microsoft.com/office/2019/extlst" xmlns:r="http://schemas.openxmlformats.org/officeDocument/2006/relationships" xmlns:m="http://schemas.openxmlformats.org/officeDocument/2006/math" xmlns:v="urn:schemas-microsoft-com:vml" xmlns:wp14="http://schemas.microsoft.com/office/word/2010/wordprocessingDrawing" xmlns:wp="http://schemas.openxmlformats.org/drawingml/2006/wordprocessingDrawing" xmlns:w10="urn:schemas-microsoft-com:office:word" xmlns:w="http://schemas.openxmlformats.org/wordprocessingml/2006/main" xmlns:w14="http://schemas.microsoft.com/office/word/2010/wordml" xmlns:w15="http://schemas.microsoft.com/office/word/2012/wordml" xmlns:w16cex="http://schemas.microsoft.com/office/word/2018/wordml/cex" xmlns:w16cid="http://schemas.microsoft.com/office/word/2016/wordml/cid" xmlns:w16="http://schemas.microsoft.com/office/word/2018/wordml" xmlns:w16du="http://schemas.microsoft.com/office/word/2023/wordml/word16du" xmlns:w16sdtdh="http://schemas.microsoft.com/office/word/2020/wordml/sdtdatahash" xmlns:w16se="http://schemas.microsoft.com/office/word/2015/wordml/symex" xmlns:wpg="http://schemas.microsoft.com/office/word/2010/wordprocessingGroup" xmlns:wpi="http://schemas.microsoft.com/office/word/2010/wordprocessingInk" xmlns:wne="http://schemas.microsoft.com/office/word/2006/wordml" xmlns:wps="http://schemas.microsoft.com/office/word/2010/wordprocessingShape" mc:Ignorable="w14 w15 w16se w16cid w16 w16cex w16sdtdh w16du wp14">
+<w:glossaryDocument xmlns:wpc="http://schemas.microsoft.com/office/word/2010/wordprocessingCanvas" xmlns:cx="http://schemas.microsoft.com/office/drawing/2014/chartex" xmlns:cx1="http://schemas.microsoft.com/office/drawing/2015/9/8/chartex" xmlns:cx2="http://schemas.microsoft.com/office/drawing/2015/10/21/chartex" xmlns:cx3="http://schemas.microsoft.com/office/drawing/2016/5/9/chartex" xmlns:cx4="http://schemas.microsoft.com/office/drawing/2016/5/10/chartex" xmlns:cx5="http://schemas.microsoft.com/office/drawing/2016/5/11/chartex" xmlns:cx6="http://schemas.microsoft.com/office/drawing/2016/5/12/chartex" xmlns:cx7="http://schemas.microsoft.com/office/drawing/2016/5/13/chartex" xmlns:cx8="http://schemas.microsoft.com/office/drawing/2016/5/14/chartex" xmlns:mc="http://schemas.openxmlformats.org/markup-compatibility/2006" xmlns:m="http://schemas.openxmlformats.org/officeDocument/2006/math" xmlns:aink="http://schemas.microsoft.com/office/drawing/2016/ink" xmlns:am3d="http://schemas.microsoft.com/office/drawing/2017/model3d" xmlns:oel="http://schemas.microsoft.com/office/2019/extlst" xmlns:r="http://schemas.openxmlformats.org/officeDocument/2006/relationships" xmlns:wp14="http://schemas.microsoft.com/office/word/2010/wordprocessingDrawing" xmlns:wp="http://schemas.openxmlformats.org/drawingml/2006/wordprocessingDrawing" xmlns:wpg="http://schemas.microsoft.com/office/word/2010/wordprocessingGroup" xmlns:wpi="http://schemas.microsoft.com/office/word/2010/wordprocessingInk" xmlns:wps="http://schemas.microsoft.com/office/word/2010/wordprocessingShape" xmlns:o="urn:schemas-microsoft-com:office:office" xmlns:v="urn:schemas-microsoft-com:vml" xmlns:w10="urn:schemas-microsoft-com:office:word" xmlns:w="http://schemas.openxmlformats.org/wordprocessingml/2006/main" xmlns:w14="http://schemas.microsoft.com/office/word/2010/wordml" xmlns:w15="http://schemas.microsoft.com/office/word/2012/wordml" xmlns:w16cex="http://schemas.microsoft.com/office/word/2018/wordml/cex" xmlns:w16cid="http://schemas.microsoft.com/office/word/2016/wordml/cid" xmlns:w16="http://schemas.microsoft.com/office/word/2018/wordml" xmlns:w16sdtdh="http://schemas.microsoft.com/office/word/2020/wordml/sdtdatahash" xmlns:w16sdtfl="http://schemas.microsoft.com/office/word/2024/wordml/sdtformatlock" xmlns:w16se="http://schemas.microsoft.com/office/word/2015/wordml/symex" xmlns:w16du="http://schemas.microsoft.com/office/word/2023/wordml/word16du" xmlns:wne="http://schemas.microsoft.com/office/word/2006/wordml" mc:Ignorable="w14 w15 w16se w16cid w16 w16cex w16sdtdh w16sdtfl w16du wp14">
   <w:docParts>
     <w:docPart>
       <w:docPartPr>
@@ -3259,13 +2202,13 @@
 </file>
 
 <file path=word/glossary/fontTable.xml><?xml version="1.0" encoding="utf-8"?>
-<w:fonts xmlns:mc="http://schemas.openxmlformats.org/markup-compatibility/2006" xmlns:r="http://schemas.openxmlformats.org/officeDocument/2006/relationships" xmlns:w="http://schemas.openxmlformats.org/wordprocessingml/2006/main" xmlns:w14="http://schemas.microsoft.com/office/word/2010/wordml" xmlns:w15="http://schemas.microsoft.com/office/word/2012/wordml" xmlns:w16cex="http://schemas.microsoft.com/office/word/2018/wordml/cex" xmlns:w16cid="http://schemas.microsoft.com/office/word/2016/wordml/cid" xmlns:w16="http://schemas.microsoft.com/office/word/2018/wordml" xmlns:w16du="http://schemas.microsoft.com/office/word/2023/wordml/word16du" xmlns:w16sdtdh="http://schemas.microsoft.com/office/word/2020/wordml/sdtdatahash" xmlns:w16se="http://schemas.microsoft.com/office/word/2015/wordml/symex" mc:Ignorable="w14 w15 w16se w16cid w16 w16cex w16sdtdh w16du">
-  <w:font w:name="Symbol">
-    <w:panose1 w:val="05050102010706020507"/>
-    <w:charset w:val="02"/>
-    <w:family w:val="decorative"/>
-    <w:pitch w:val="variable"/>
-    <w:sig w:usb0="00000000" w:usb1="10000000" w:usb2="00000000" w:usb3="00000000" w:csb0="80000000" w:csb1="00000000"/>
+<w:fonts xmlns:mc="http://schemas.openxmlformats.org/markup-compatibility/2006" xmlns:r="http://schemas.openxmlformats.org/officeDocument/2006/relationships" xmlns:w="http://schemas.openxmlformats.org/wordprocessingml/2006/main" xmlns:w14="http://schemas.microsoft.com/office/word/2010/wordml" xmlns:w15="http://schemas.microsoft.com/office/word/2012/wordml" xmlns:w16cex="http://schemas.microsoft.com/office/word/2018/wordml/cex" xmlns:w16cid="http://schemas.microsoft.com/office/word/2016/wordml/cid" xmlns:w16="http://schemas.microsoft.com/office/word/2018/wordml" xmlns:w16sdtdh="http://schemas.microsoft.com/office/word/2020/wordml/sdtdatahash" xmlns:w16sdtfl="http://schemas.microsoft.com/office/word/2024/wordml/sdtformatlock" xmlns:w16se="http://schemas.microsoft.com/office/word/2015/wordml/symex" xmlns:w16du="http://schemas.microsoft.com/office/word/2023/wordml/word16du" mc:Ignorable="w14 w15 w16se w16cid w16 w16cex w16sdtdh w16sdtfl w16du">
+  <w:font w:name="Courier New">
+    <w:panose1 w:val="02070309020205020404"/>
+    <w:charset w:val="00"/>
+    <w:family w:val="modern"/>
+    <w:pitch w:val="fixed"/>
+    <w:sig w:usb0="E0002AFF" w:usb1="C0007843" w:usb2="00000009" w:usb3="00000000" w:csb0="000001FF" w:csb1="00000000"/>
   </w:font>
   <w:font w:name="Times New Roman">
     <w:panose1 w:val="02020603050405020304"/>
@@ -3274,19 +2217,19 @@
     <w:pitch w:val="variable"/>
     <w:sig w:usb0="E0002EFF" w:usb1="C000785B" w:usb2="00000009" w:usb3="00000000" w:csb0="000001FF" w:csb1="00000000"/>
   </w:font>
-  <w:font w:name="Courier New">
-    <w:panose1 w:val="02070309020205020404"/>
-    <w:charset w:val="00"/>
-    <w:family w:val="modern"/>
-    <w:pitch w:val="fixed"/>
-    <w:sig w:usb0="E0002AFF" w:usb1="C0007843" w:usb2="00000009" w:usb3="00000000" w:csb0="000001FF" w:csb1="00000000"/>
-  </w:font>
   <w:font w:name="Wingdings">
     <w:panose1 w:val="05000000000000000000"/>
     <w:charset w:val="4D"/>
     <w:family w:val="decorative"/>
     <w:pitch w:val="variable"/>
     <w:sig w:usb0="00000003" w:usb1="00000000" w:usb2="00000000" w:usb3="00000000" w:csb0="80000001" w:csb1="00000000"/>
+  </w:font>
+  <w:font w:name="Symbol">
+    <w:panose1 w:val="05050102010706020507"/>
+    <w:charset w:val="02"/>
+    <w:family w:val="decorative"/>
+    <w:pitch w:val="variable"/>
+    <w:sig w:usb0="00000000" w:usb1="10000000" w:usb2="00000000" w:usb3="00000000" w:csb0="80000000" w:csb1="00000000"/>
   </w:font>
   <w:font w:name="Cambria">
     <w:panose1 w:val="02040503050406030204"/>
@@ -3302,12 +2245,12 @@
     <w:pitch w:val="variable"/>
     <w:sig w:usb0="E0002AFF" w:usb1="C000ACFF" w:usb2="00000009" w:usb3="00000000" w:csb0="000001FF" w:csb1="00000000"/>
   </w:font>
-  <w:font w:name="STHeiti">
+  <w:font w:name="Kaiti SC">
     <w:panose1 w:val="02010600040101010101"/>
     <w:charset w:val="86"/>
     <w:family w:val="auto"/>
     <w:pitch w:val="variable"/>
-    <w:sig w:usb0="00000287" w:usb1="080F0000" w:usb2="00000010" w:usb3="00000000" w:csb0="0004009F" w:csb1="00000000"/>
+    <w:sig w:usb0="80000287" w:usb1="280F3C52" w:usb2="00000016" w:usb3="00000000" w:csb0="0004001F" w:csb1="00000000"/>
   </w:font>
   <w:font w:name="Times New Roman (Body CS)">
     <w:altName w:val="Times New Roman"/>
@@ -3332,20 +2275,26 @@
     <w:pitch w:val="variable"/>
     <w:sig w:usb0="00000203" w:usb1="288F0000" w:usb2="00000016" w:usb3="00000000" w:csb0="00040001" w:csb1="00000000"/>
   </w:font>
-  <w:font w:name="Alegreya Sans">
-    <w:panose1 w:val="00000500000000000000"/>
+  <w:font w:name="Calibri Light">
+    <w:panose1 w:val="020F0302020204030204"/>
+    <w:charset w:val="CC"/>
+    <w:family w:val="swiss"/>
+    <w:pitch w:val="variable"/>
+    <w:sig w:usb0="E0002AFF" w:usb1="C000247B" w:usb2="00000009" w:usb3="00000000" w:csb0="000001FF" w:csb1="00000000"/>
+  </w:font>
+  <w:font w:name="STHeiti">
+    <w:panose1 w:val="02010600040101010101"/>
+    <w:charset w:val="86"/>
+    <w:family w:val="auto"/>
+    <w:pitch w:val="variable"/>
+    <w:sig w:usb0="00000287" w:usb1="080F0000" w:usb2="00000010" w:usb3="00000000" w:csb0="0004009F" w:csb1="00000000"/>
+  </w:font>
+  <w:font w:name="Cascadia Code">
+    <w:panose1 w:val="020B0609020000020004"/>
     <w:charset w:val="00"/>
-    <w:family w:val="auto"/>
-    <w:notTrueType/>
+    <w:family w:val="modern"/>
     <w:pitch w:val="variable"/>
-    <w:sig w:usb0="6000028F" w:usb1="00000003" w:usb2="00000000" w:usb3="00000000" w:csb0="0000019F" w:csb1="00000000"/>
-  </w:font>
-  <w:font w:name="Rec Mono Duotone">
-    <w:panose1 w:val="00000009000000000000"/>
-    <w:charset w:val="4D"/>
-    <w:family w:val="modern"/>
-    <w:pitch w:val="fixed"/>
-    <w:sig w:usb0="A10000FF" w:usb1="5000E07B" w:usb2="00000000" w:usb3="00000000" w:csb0="00000193" w:csb1="00000000"/>
+    <w:sig w:usb0="A1002AFF" w:usb1="C200F9FB" w:usb2="00040020" w:usb3="00000000" w:csb0="000001FF" w:csb1="00000000"/>
   </w:font>
   <w:font w:name="Consolas">
     <w:panose1 w:val="020B0609020204030204"/>
@@ -3354,7 +2303,7 @@
     <w:pitch w:val="fixed"/>
     <w:sig w:usb0="E10002FF" w:usb1="4000FCFF" w:usb2="00000009" w:usb3="00000000" w:csb0="0000019F" w:csb1="00000000"/>
   </w:font>
-  <w:font w:name="Alegreya">
+  <w:font w:name="Alegreya Sans">
     <w:panose1 w:val="00000500000000000000"/>
     <w:charset w:val="00"/>
     <w:family w:val="auto"/>
@@ -3382,22 +2331,14 @@
     <w:panose1 w:val="02010600030101010101"/>
     <w:charset w:val="86"/>
     <w:family w:val="auto"/>
-    <w:notTrueType/>
     <w:pitch w:val="variable"/>
     <w:sig w:usb0="A00002BF" w:usb1="38CF7CFA" w:usb2="00000016" w:usb3="00000000" w:csb0="0004000F" w:csb1="00000000"/>
-  </w:font>
-  <w:font w:name="Calibri Light">
-    <w:panose1 w:val="020F0302020204030204"/>
-    <w:charset w:val="CC"/>
-    <w:family w:val="swiss"/>
-    <w:pitch w:val="variable"/>
-    <w:sig w:usb0="E0002AFF" w:usb1="C000247B" w:usb2="00000009" w:usb3="00000000" w:csb0="000001FF" w:csb1="00000000"/>
   </w:font>
 </w:fonts>
 </file>
 
 <file path=word/glossary/settings.xml><?xml version="1.0" encoding="utf-8"?>
-<w:settings xmlns:mc="http://schemas.openxmlformats.org/markup-compatibility/2006" xmlns:o="urn:schemas-microsoft-com:office:office" xmlns:r="http://schemas.openxmlformats.org/officeDocument/2006/relationships" xmlns:m="http://schemas.openxmlformats.org/officeDocument/2006/math" xmlns:v="urn:schemas-microsoft-com:vml" xmlns:w10="urn:schemas-microsoft-com:office:word" xmlns:w="http://schemas.openxmlformats.org/wordprocessingml/2006/main" xmlns:w14="http://schemas.microsoft.com/office/word/2010/wordml" xmlns:w15="http://schemas.microsoft.com/office/word/2012/wordml" xmlns:w16cex="http://schemas.microsoft.com/office/word/2018/wordml/cex" xmlns:w16cid="http://schemas.microsoft.com/office/word/2016/wordml/cid" xmlns:w16="http://schemas.microsoft.com/office/word/2018/wordml" xmlns:w16du="http://schemas.microsoft.com/office/word/2023/wordml/word16du" xmlns:w16sdtdh="http://schemas.microsoft.com/office/word/2020/wordml/sdtdatahash" xmlns:w16se="http://schemas.microsoft.com/office/word/2015/wordml/symex" xmlns:sl="http://schemas.openxmlformats.org/schemaLibrary/2006/main" mc:Ignorable="w14 w15 w16se w16cid w16 w16cex w16sdtdh w16du">
+<w:settings xmlns:mc="http://schemas.openxmlformats.org/markup-compatibility/2006" xmlns:m="http://schemas.openxmlformats.org/officeDocument/2006/math" xmlns:r="http://schemas.openxmlformats.org/officeDocument/2006/relationships" xmlns:sl="http://schemas.openxmlformats.org/schemaLibrary/2006/main" xmlns:o="urn:schemas-microsoft-com:office:office" xmlns:v="urn:schemas-microsoft-com:vml" xmlns:w10="urn:schemas-microsoft-com:office:word" xmlns:w="http://schemas.openxmlformats.org/wordprocessingml/2006/main" xmlns:w14="http://schemas.microsoft.com/office/word/2010/wordml" xmlns:w15="http://schemas.microsoft.com/office/word/2012/wordml" xmlns:w16cex="http://schemas.microsoft.com/office/word/2018/wordml/cex" xmlns:w16cid="http://schemas.microsoft.com/office/word/2016/wordml/cid" xmlns:w16="http://schemas.microsoft.com/office/word/2018/wordml" xmlns:w16sdtdh="http://schemas.microsoft.com/office/word/2020/wordml/sdtdatahash" xmlns:w16sdtfl="http://schemas.microsoft.com/office/word/2024/wordml/sdtformatlock" xmlns:w16se="http://schemas.microsoft.com/office/word/2015/wordml/symex" xmlns:w16du="http://schemas.microsoft.com/office/word/2023/wordml/word16du" mc:Ignorable="w14 w15 w16se w16cid w16 w16cex w16sdtdh w16sdtfl w16du">
   <w:view w:val="normal"/>
   <w:revisionView w:inkAnnotations="0"/>
   <w:defaultTabStop w:val="720"/>
@@ -3415,6 +2356,7 @@
     <w:rsidRoot w:val="00E5413F"/>
     <w:rsid w:val="00022C73"/>
     <w:rsid w:val="00040F84"/>
+    <w:rsid w:val="000A0734"/>
     <w:rsid w:val="001B64FC"/>
     <w:rsid w:val="00282E57"/>
     <w:rsid w:val="003D57F3"/>
@@ -3424,6 +2366,7 @@
     <w:rsid w:val="00667C3B"/>
     <w:rsid w:val="006E16AE"/>
     <w:rsid w:val="00927E82"/>
+    <w:rsid w:val="009743DB"/>
     <w:rsid w:val="00AD4369"/>
     <w:rsid w:val="00B21C28"/>
     <w:rsid w:val="00CB6625"/>
@@ -3454,7 +2397,7 @@
 </file>
 
 <file path=word/glossary/styles.xml><?xml version="1.0" encoding="utf-8"?>
-<w:styles xmlns:mc="http://schemas.openxmlformats.org/markup-compatibility/2006" xmlns:r="http://schemas.openxmlformats.org/officeDocument/2006/relationships" xmlns:w="http://schemas.openxmlformats.org/wordprocessingml/2006/main" xmlns:w14="http://schemas.microsoft.com/office/word/2010/wordml" xmlns:w15="http://schemas.microsoft.com/office/word/2012/wordml" xmlns:w16cex="http://schemas.microsoft.com/office/word/2018/wordml/cex" xmlns:w16cid="http://schemas.microsoft.com/office/word/2016/wordml/cid" xmlns:w16="http://schemas.microsoft.com/office/word/2018/wordml" xmlns:w16du="http://schemas.microsoft.com/office/word/2023/wordml/word16du" xmlns:w16sdtdh="http://schemas.microsoft.com/office/word/2020/wordml/sdtdatahash" xmlns:w16se="http://schemas.microsoft.com/office/word/2015/wordml/symex" mc:Ignorable="w14 w15 w16se w16cid w16 w16cex w16sdtdh w16du">
+<w:styles xmlns:mc="http://schemas.openxmlformats.org/markup-compatibility/2006" xmlns:r="http://schemas.openxmlformats.org/officeDocument/2006/relationships" xmlns:w="http://schemas.openxmlformats.org/wordprocessingml/2006/main" xmlns:w14="http://schemas.microsoft.com/office/word/2010/wordml" xmlns:w15="http://schemas.microsoft.com/office/word/2012/wordml" xmlns:w16cex="http://schemas.microsoft.com/office/word/2018/wordml/cex" xmlns:w16cid="http://schemas.microsoft.com/office/word/2016/wordml/cid" xmlns:w16="http://schemas.microsoft.com/office/word/2018/wordml" xmlns:w16sdtdh="http://schemas.microsoft.com/office/word/2020/wordml/sdtdatahash" xmlns:w16sdtfl="http://schemas.microsoft.com/office/word/2024/wordml/sdtformatlock" xmlns:w16se="http://schemas.microsoft.com/office/word/2015/wordml/symex" xmlns:w16du="http://schemas.microsoft.com/office/word/2023/wordml/word16du" mc:Ignorable="w14 w15 w16se w16cid w16 w16cex w16sdtdh w16sdtfl w16du">
   <w:docDefaults>
     <w:rPrDefault>
       <w:rPr>
@@ -3885,7 +2828,7 @@
 </file>
 
 <file path=word/glossary/webSettings.xml><?xml version="1.0" encoding="utf-8"?>
-<w:webSettings xmlns:mc="http://schemas.openxmlformats.org/markup-compatibility/2006" xmlns:r="http://schemas.openxmlformats.org/officeDocument/2006/relationships" xmlns:w="http://schemas.openxmlformats.org/wordprocessingml/2006/main" xmlns:w14="http://schemas.microsoft.com/office/word/2010/wordml" xmlns:w15="http://schemas.microsoft.com/office/word/2012/wordml" xmlns:w16cex="http://schemas.microsoft.com/office/word/2018/wordml/cex" xmlns:w16cid="http://schemas.microsoft.com/office/word/2016/wordml/cid" xmlns:w16="http://schemas.microsoft.com/office/word/2018/wordml" xmlns:w16du="http://schemas.microsoft.com/office/word/2023/wordml/word16du" xmlns:w16sdtdh="http://schemas.microsoft.com/office/word/2020/wordml/sdtdatahash" xmlns:w16se="http://schemas.microsoft.com/office/word/2015/wordml/symex" mc:Ignorable="w14 w15 w16se w16cid w16 w16cex w16sdtdh w16du">
+<w:webSettings xmlns:mc="http://schemas.openxmlformats.org/markup-compatibility/2006" xmlns:r="http://schemas.openxmlformats.org/officeDocument/2006/relationships" xmlns:w="http://schemas.openxmlformats.org/wordprocessingml/2006/main" xmlns:w14="http://schemas.microsoft.com/office/word/2010/wordml" xmlns:w15="http://schemas.microsoft.com/office/word/2012/wordml" xmlns:w16cex="http://schemas.microsoft.com/office/word/2018/wordml/cex" xmlns:w16cid="http://schemas.microsoft.com/office/word/2016/wordml/cid" xmlns:w16="http://schemas.microsoft.com/office/word/2018/wordml" xmlns:w16sdtdh="http://schemas.microsoft.com/office/word/2020/wordml/sdtdatahash" xmlns:w16sdtfl="http://schemas.microsoft.com/office/word/2024/wordml/sdtformatlock" xmlns:w16se="http://schemas.microsoft.com/office/word/2015/wordml/symex" xmlns:w16du="http://schemas.microsoft.com/office/word/2023/wordml/word16du" mc:Ignorable="w14 w15 w16se w16cid w16 w16cex w16sdtdh w16sdtfl w16du">
   <w:optimizeForBrowser/>
   <w:allowPNG/>
 </w:webSettings>
